--- a/business_documents/PECH_GOODS_RECEIVED_NOTE.docx
+++ b/business_documents/PECH_GOODS_RECEIVED_NOTE.docx
@@ -2,21 +2,108 @@
 <file path=word/document.xml><?xml version="1.0" encoding="utf-8"?>
 <w:document xmlns:w="http://schemas.openxmlformats.org/wordprocessingml/2006/main" xmlns:m="http://schemas.openxmlformats.org/officeDocument/2006/math" xmlns:r="http://schemas.openxmlformats.org/officeDocument/2006/relationships" xmlns:o="urn:schemas-microsoft-com:office:office" xmlns:v="urn:schemas-microsoft-com:vml" xmlns:w10="urn:schemas-microsoft-com:office:word" xmlns:a="http://schemas.openxmlformats.org/drawingml/2006/main" xmlns:pic="http://schemas.openxmlformats.org/drawingml/2006/picture" xmlns:wp="http://schemas.openxmlformats.org/drawingml/2006/wordprocessingDrawing">
   <w:body>
+    <w:p>
+      <w:pPr>
+        <w:pBdr>
+          <w:top w:val="single" w:sz="12" w:space="1" w:color="00BFFF"/>
+          <w:bottom w:val="single" w:sz="36" w:space="0" w:color="F5A623"/>
+        </w:pBdr>
+        <w:spacing w:before="0" w:after="240"/>
+      </w:pPr>
+    </w:p>
+    <w:p>
+      <w:pPr>
+        <w:pBdr>
+          <w:bottom w:val="single" w:sz="6" w:space="1" w:color="00BFFF"/>
+        </w:pBdr>
+        <w:spacing w:before="0" w:after="120"/>
+      </w:pPr>
+    </w:p>
+    <w:p>
+      <w:pPr>
+        <w:jc w:val="center"/>
+        <w:spacing w:before="0" w:after="60"/>
+      </w:pPr>
+      <w:r>
+        <w:rPr>
+          <w:i/>
+          <w:color w:val="E08A00"/>
+          <w:sz w:val="18"/>
+          <w:szCs w:val="18"/>
+        </w:rPr>
+        <w:t>Technology &amp; Infrastructure Enablers for Africa</w:t>
+      </w:r>
+    </w:p>
+    <w:p>
+      <w:pPr>
+        <w:jc w:val="center"/>
+        <w:spacing w:before="200" w:after="40"/>
+      </w:pPr>
+      <w:r>
+        <w:rPr>
+          <w:b/>
+          <w:color w:val="0099CC"/>
+          <w:sz w:val="28"/>
+          <w:szCs w:val="28"/>
+        </w:rPr>
+        <w:t>PECH GROUP HOLDINGS LTD</w:t>
+      </w:r>
+    </w:p>
+    <w:p>
+      <w:pPr>
+        <w:pBdr>
+          <w:top w:val="single" w:sz="36" w:space="0" w:color="F5A623"/>
+          <w:bottom w:val="single" w:sz="12" w:space="1" w:color="00BFFF"/>
+        </w:pBdr>
+        <w:spacing w:after="0"/>
+      </w:pPr>
+    </w:p>
     <w:bookmarkStart w:id="32" w:name="pech-group-holdings-ltd"/>
     <w:p>
       <w:pPr>
         <w:pStyle w:val="Heading1"/>
-      </w:pPr>
-      <w:r>
+        <w:rPr>
+          <w:color w:val="0099CC"/>
+        </w:rPr>
+        <w:pBdr>
+          <w:bottom w:val="single" w:sz="18" w:space="2" w:color="F5A623"/>
+        </w:pBdr>
+      </w:pPr>
+      <w:r>
+        <w:rPr>
+          <w:b/>
+          <w:color w:val="0099CC"/>
+          <w:sz w:val="44"/>
+        </w:rPr>
         <w:t xml:space="preserve">PECH GROUP HOLDINGS LTD</w:t>
       </w:r>
     </w:p>
     <w:bookmarkStart w:id="22" w:name="goods-received-note-grn"/>
     <w:p>
       <w:pPr>
+        <w:pBdr>
+          <w:top w:val="single" w:sz="18" w:space="1" w:color="F5A623"/>
+          <w:bottom w:val="single" w:sz="6" w:space="1" w:color="0099CC"/>
+        </w:pBdr>
+        <w:spacing w:before="200" w:after="200"/>
+      </w:pPr>
+    </w:p>
+    <w:p>
+      <w:pPr>
         <w:pStyle w:val="Heading2"/>
-      </w:pPr>
-      <w:r>
+        <w:rPr>
+          <w:color w:val="0099CC"/>
+        </w:rPr>
+        <w:pBdr>
+          <w:bottom w:val="single" w:sz="6" w:space="2" w:color="00BFFF"/>
+        </w:pBdr>
+      </w:pPr>
+      <w:r>
+        <w:rPr>
+          <w:b/>
+          <w:color w:val="0099CC"/>
+          <w:sz w:val="32"/>
+        </w:rPr>
         <w:t xml:space="preserve">GOODS RECEIVED NOTE (GRN)</w:t>
       </w:r>
     </w:p>
@@ -24,8 +111,16 @@
     <w:p>
       <w:pPr>
         <w:pStyle w:val="Heading3"/>
-      </w:pPr>
-      <w:r>
+        <w:rPr>
+          <w:color w:val="E08A00"/>
+        </w:rPr>
+      </w:pPr>
+      <w:r>
+        <w:rPr>
+          <w:b/>
+          <w:color w:val="E08A00"/>
+          <w:sz w:val="26"/>
+        </w:rPr>
         <w:t xml:space="preserve">CONFIDENTIAL</w:t>
       </w:r>
     </w:p>
@@ -83,9 +178,29 @@
     <w:bookmarkStart w:id="23" w:name="grn-details"/>
     <w:p>
       <w:pPr>
+        <w:pBdr>
+          <w:top w:val="single" w:sz="18" w:space="1" w:color="F5A623"/>
+          <w:bottom w:val="single" w:sz="6" w:space="1" w:color="0099CC"/>
+        </w:pBdr>
+        <w:spacing w:before="200" w:after="200"/>
+      </w:pPr>
+    </w:p>
+    <w:p>
+      <w:pPr>
         <w:pStyle w:val="Heading2"/>
-      </w:pPr>
-      <w:r>
+        <w:rPr>
+          <w:color w:val="0099CC"/>
+        </w:rPr>
+        <w:pBdr>
+          <w:bottom w:val="single" w:sz="6" w:space="2" w:color="00BFFF"/>
+        </w:pBdr>
+      </w:pPr>
+      <w:r>
+        <w:rPr>
+          <w:b/>
+          <w:color w:val="0099CC"/>
+          <w:sz w:val="32"/>
+        </w:rPr>
         <w:t xml:space="preserve">GRN DETAILS</w:t>
       </w:r>
     </w:p>
@@ -95,6 +210,14 @@
         <w:tblW w:type="pct" w:w="5000"/>
         <w:tblLook w:firstRow="1" w:lastRow="0" w:firstColumn="0" w:lastColumn="0" w:noHBand="0" w:noVBand="0" w:val="0020"/>
         <w:jc w:val="start"/>
+        <w:tblBorders>
+          <w:top w:val="single" w:sz="4" w:space="0" w:color="B0D4E8"/>
+          <w:left w:val="single" w:sz="4" w:space="0" w:color="B0D4E8"/>
+          <w:bottom w:val="single" w:sz="4" w:space="0" w:color="B0D4E8"/>
+          <w:right w:val="single" w:sz="4" w:space="0" w:color="B0D4E8"/>
+          <w:insideH w:val="single" w:sz="4" w:space="0" w:color="B0D4E8"/>
+          <w:insideV w:val="single" w:sz="4" w:space="0" w:color="B0D4E8"/>
+        </w:tblBorders>
       </w:tblPr>
       <w:tblGrid>
         <w:gridCol w:w="3960"/>
@@ -105,25 +228,39 @@
           <w:tblHeader w:val="true"/>
         </w:trPr>
         <w:tc>
-          <w:tcPr/>
-          <w:p>
-            <w:pPr>
-              <w:pStyle w:val="Compact"/>
-              <w:jc w:val="left"/>
-            </w:pPr>
-            <w:r>
+          <w:tcPr>
+            <w:shd w:fill="0099CC" w:val="clear"/>
+          </w:tcPr>
+          <w:p>
+            <w:pPr>
+              <w:pStyle w:val="Compact"/>
+              <w:jc w:val="left"/>
+            </w:pPr>
+            <w:r>
+              <w:rPr>
+                <w:b/>
+                <w:color w:val="FFFFFF"/>
+                <w:sz w:val="20"/>
+              </w:rPr>
               <w:t xml:space="preserve">Field</w:t>
             </w:r>
           </w:p>
         </w:tc>
         <w:tc>
-          <w:tcPr/>
-          <w:p>
-            <w:pPr>
-              <w:pStyle w:val="Compact"/>
-              <w:jc w:val="left"/>
-            </w:pPr>
-            <w:r>
+          <w:tcPr>
+            <w:shd w:fill="0099CC" w:val="clear"/>
+          </w:tcPr>
+          <w:p>
+            <w:pPr>
+              <w:pStyle w:val="Compact"/>
+              <w:jc w:val="left"/>
+            </w:pPr>
+            <w:r>
+              <w:rPr>
+                <w:b/>
+                <w:color w:val="FFFFFF"/>
+                <w:sz w:val="20"/>
+              </w:rPr>
               <w:t xml:space="preserve">Details</w:t>
             </w:r>
           </w:p>
@@ -131,7 +268,9 @@
       </w:tr>
       <w:tr>
         <w:tc>
-          <w:tcPr/>
+          <w:tcPr>
+            <w:shd w:fill="FFFFFF" w:val="clear"/>
+          </w:tcPr>
           <w:p>
             <w:pPr>
               <w:pStyle w:val="Compact"/>
@@ -141,19 +280,27 @@
               <w:rPr>
                 <w:bCs/>
                 <w:b/>
+                <w:color w:val="1A1A1A"/>
+                <w:sz w:val="19"/>
               </w:rPr>
               <w:t xml:space="preserve">GRN Number:</w:t>
             </w:r>
           </w:p>
         </w:tc>
         <w:tc>
-          <w:tcPr/>
-          <w:p>
-            <w:pPr>
-              <w:pStyle w:val="Compact"/>
-              <w:jc w:val="left"/>
-            </w:pPr>
-            <w:r>
+          <w:tcPr>
+            <w:shd w:fill="FFFFFF" w:val="clear"/>
+          </w:tcPr>
+          <w:p>
+            <w:pPr>
+              <w:pStyle w:val="Compact"/>
+              <w:jc w:val="left"/>
+            </w:pPr>
+            <w:r>
+              <w:rPr>
+                <w:color w:val="1A1A1A"/>
+                <w:sz w:val="19"/>
+              </w:rPr>
               <w:t xml:space="preserve">GRN-________-________</w:t>
             </w:r>
           </w:p>
@@ -161,7 +308,9 @@
       </w:tr>
       <w:tr>
         <w:tc>
-          <w:tcPr/>
+          <w:tcPr>
+            <w:shd w:fill="E8F8FF" w:val="clear"/>
+          </w:tcPr>
           <w:p>
             <w:pPr>
               <w:pStyle w:val="Compact"/>
@@ -171,19 +320,27 @@
               <w:rPr>
                 <w:bCs/>
                 <w:b/>
+                <w:color w:val="1A1A1A"/>
+                <w:sz w:val="19"/>
               </w:rPr>
               <w:t xml:space="preserve">Date Received:</w:t>
             </w:r>
           </w:p>
         </w:tc>
         <w:tc>
-          <w:tcPr/>
-          <w:p>
-            <w:pPr>
-              <w:pStyle w:val="Compact"/>
-              <w:jc w:val="left"/>
-            </w:pPr>
-            <w:r>
+          <w:tcPr>
+            <w:shd w:fill="E8F8FF" w:val="clear"/>
+          </w:tcPr>
+          <w:p>
+            <w:pPr>
+              <w:pStyle w:val="Compact"/>
+              <w:jc w:val="left"/>
+            </w:pPr>
+            <w:r>
+              <w:rPr>
+                <w:color w:val="1A1A1A"/>
+                <w:sz w:val="19"/>
+              </w:rPr>
               <w:t xml:space="preserve">______ / ______ / __________ (DD/MM/YYYY)</w:t>
             </w:r>
           </w:p>
@@ -191,7 +348,9 @@
       </w:tr>
       <w:tr>
         <w:tc>
-          <w:tcPr/>
+          <w:tcPr>
+            <w:shd w:fill="FFFFFF" w:val="clear"/>
+          </w:tcPr>
           <w:p>
             <w:pPr>
               <w:pStyle w:val="Compact"/>
@@ -201,19 +360,27 @@
               <w:rPr>
                 <w:bCs/>
                 <w:b/>
+                <w:color w:val="1A1A1A"/>
+                <w:sz w:val="19"/>
               </w:rPr>
               <w:t xml:space="preserve">Time Received:</w:t>
             </w:r>
           </w:p>
         </w:tc>
         <w:tc>
-          <w:tcPr/>
-          <w:p>
-            <w:pPr>
-              <w:pStyle w:val="Compact"/>
-              <w:jc w:val="left"/>
-            </w:pPr>
-            <w:r>
+          <w:tcPr>
+            <w:shd w:fill="FFFFFF" w:val="clear"/>
+          </w:tcPr>
+          <w:p>
+            <w:pPr>
+              <w:pStyle w:val="Compact"/>
+              <w:jc w:val="left"/>
+            </w:pPr>
+            <w:r>
+              <w:rPr>
+                <w:color w:val="1A1A1A"/>
+                <w:sz w:val="19"/>
+              </w:rPr>
               <w:t xml:space="preserve">________ : ________ (HH:MM)</w:t>
             </w:r>
           </w:p>
@@ -221,7 +388,9 @@
       </w:tr>
       <w:tr>
         <w:tc>
-          <w:tcPr/>
+          <w:tcPr>
+            <w:shd w:fill="E8F8FF" w:val="clear"/>
+          </w:tcPr>
           <w:p>
             <w:pPr>
               <w:pStyle w:val="Compact"/>
@@ -231,19 +400,27 @@
               <w:rPr>
                 <w:bCs/>
                 <w:b/>
+                <w:color w:val="1A1A1A"/>
+                <w:sz w:val="19"/>
               </w:rPr>
               <w:t xml:space="preserve">Purchase Order Reference:</w:t>
             </w:r>
           </w:p>
         </w:tc>
         <w:tc>
-          <w:tcPr/>
-          <w:p>
-            <w:pPr>
-              <w:pStyle w:val="Compact"/>
-              <w:jc w:val="left"/>
-            </w:pPr>
-            <w:r>
+          <w:tcPr>
+            <w:shd w:fill="E8F8FF" w:val="clear"/>
+          </w:tcPr>
+          <w:p>
+            <w:pPr>
+              <w:pStyle w:val="Compact"/>
+              <w:jc w:val="left"/>
+            </w:pPr>
+            <w:r>
+              <w:rPr>
+                <w:color w:val="1A1A1A"/>
+                <w:sz w:val="19"/>
+              </w:rPr>
               <w:t xml:space="preserve">PO-________-________</w:t>
             </w:r>
           </w:p>
@@ -251,7 +428,9 @@
       </w:tr>
       <w:tr>
         <w:tc>
-          <w:tcPr/>
+          <w:tcPr>
+            <w:shd w:fill="FFFFFF" w:val="clear"/>
+          </w:tcPr>
           <w:p>
             <w:pPr>
               <w:pStyle w:val="Compact"/>
@@ -261,19 +440,27 @@
               <w:rPr>
                 <w:bCs/>
                 <w:b/>
+                <w:color w:val="1A1A1A"/>
+                <w:sz w:val="19"/>
               </w:rPr>
               <w:t xml:space="preserve">Delivery Note Reference:</w:t>
             </w:r>
           </w:p>
         </w:tc>
         <w:tc>
-          <w:tcPr/>
-          <w:p>
-            <w:pPr>
-              <w:pStyle w:val="Compact"/>
-              <w:jc w:val="left"/>
-            </w:pPr>
-            <w:r>
+          <w:tcPr>
+            <w:shd w:fill="FFFFFF" w:val="clear"/>
+          </w:tcPr>
+          <w:p>
+            <w:pPr>
+              <w:pStyle w:val="Compact"/>
+              <w:jc w:val="left"/>
+            </w:pPr>
+            <w:r>
+              <w:rPr>
+                <w:color w:val="1A1A1A"/>
+                <w:sz w:val="19"/>
+              </w:rPr>
               <w:t xml:space="preserve">DN-________-________</w:t>
             </w:r>
           </w:p>
@@ -281,7 +468,9 @@
       </w:tr>
       <w:tr>
         <w:tc>
-          <w:tcPr/>
+          <w:tcPr>
+            <w:shd w:fill="E8F8FF" w:val="clear"/>
+          </w:tcPr>
           <w:p>
             <w:pPr>
               <w:pStyle w:val="Compact"/>
@@ -291,19 +480,27 @@
               <w:rPr>
                 <w:bCs/>
                 <w:b/>
+                <w:color w:val="1A1A1A"/>
+                <w:sz w:val="19"/>
               </w:rPr>
               <w:t xml:space="preserve">Invoice Reference (if available):</w:t>
             </w:r>
           </w:p>
         </w:tc>
         <w:tc>
-          <w:tcPr/>
-          <w:p>
-            <w:pPr>
-              <w:pStyle w:val="Compact"/>
-              <w:jc w:val="left"/>
-            </w:pPr>
-            <w:r>
+          <w:tcPr>
+            <w:shd w:fill="E8F8FF" w:val="clear"/>
+          </w:tcPr>
+          <w:p>
+            <w:pPr>
+              <w:pStyle w:val="Compact"/>
+              <w:jc w:val="left"/>
+            </w:pPr>
+            <w:r>
+              <w:rPr>
+                <w:color w:val="1A1A1A"/>
+                <w:sz w:val="19"/>
+              </w:rPr>
               <w:t xml:space="preserve">__________________________________________</w:t>
             </w:r>
           </w:p>
@@ -321,9 +518,29 @@
     <w:bookmarkStart w:id="24" w:name="supplier-information"/>
     <w:p>
       <w:pPr>
+        <w:pBdr>
+          <w:top w:val="single" w:sz="18" w:space="1" w:color="F5A623"/>
+          <w:bottom w:val="single" w:sz="6" w:space="1" w:color="0099CC"/>
+        </w:pBdr>
+        <w:spacing w:before="200" w:after="200"/>
+      </w:pPr>
+    </w:p>
+    <w:p>
+      <w:pPr>
         <w:pStyle w:val="Heading2"/>
-      </w:pPr>
-      <w:r>
+        <w:rPr>
+          <w:color w:val="0099CC"/>
+        </w:rPr>
+        <w:pBdr>
+          <w:bottom w:val="single" w:sz="6" w:space="2" w:color="00BFFF"/>
+        </w:pBdr>
+      </w:pPr>
+      <w:r>
+        <w:rPr>
+          <w:b/>
+          <w:color w:val="0099CC"/>
+          <w:sz w:val="32"/>
+        </w:rPr>
         <w:t xml:space="preserve">SUPPLIER INFORMATION</w:t>
       </w:r>
     </w:p>
@@ -333,6 +550,14 @@
         <w:tblW w:type="auto" w:w="0"/>
         <w:tblLook w:firstRow="1" w:lastRow="0" w:firstColumn="0" w:lastColumn="0" w:noHBand="0" w:noVBand="0" w:val="0020"/>
         <w:jc w:val="start"/>
+        <w:tblBorders>
+          <w:top w:val="single" w:sz="4" w:space="0" w:color="B0D4E8"/>
+          <w:left w:val="single" w:sz="4" w:space="0" w:color="B0D4E8"/>
+          <w:bottom w:val="single" w:sz="4" w:space="0" w:color="B0D4E8"/>
+          <w:right w:val="single" w:sz="4" w:space="0" w:color="B0D4E8"/>
+          <w:insideH w:val="single" w:sz="4" w:space="0" w:color="B0D4E8"/>
+          <w:insideV w:val="single" w:sz="4" w:space="0" w:color="B0D4E8"/>
+        </w:tblBorders>
       </w:tblPr>
       <w:tblGrid>
         <w:gridCol w:w="3960"/>
@@ -343,25 +568,39 @@
           <w:tblHeader w:val="true"/>
         </w:trPr>
         <w:tc>
-          <w:tcPr/>
-          <w:p>
-            <w:pPr>
-              <w:pStyle w:val="Compact"/>
-              <w:jc w:val="left"/>
-            </w:pPr>
-            <w:r>
+          <w:tcPr>
+            <w:shd w:fill="0099CC" w:val="clear"/>
+          </w:tcPr>
+          <w:p>
+            <w:pPr>
+              <w:pStyle w:val="Compact"/>
+              <w:jc w:val="left"/>
+            </w:pPr>
+            <w:r>
+              <w:rPr>
+                <w:b/>
+                <w:color w:val="FFFFFF"/>
+                <w:sz w:val="20"/>
+              </w:rPr>
               <w:t xml:space="preserve">Field</w:t>
             </w:r>
           </w:p>
         </w:tc>
         <w:tc>
-          <w:tcPr/>
-          <w:p>
-            <w:pPr>
-              <w:pStyle w:val="Compact"/>
-              <w:jc w:val="left"/>
-            </w:pPr>
-            <w:r>
+          <w:tcPr>
+            <w:shd w:fill="0099CC" w:val="clear"/>
+          </w:tcPr>
+          <w:p>
+            <w:pPr>
+              <w:pStyle w:val="Compact"/>
+              <w:jc w:val="left"/>
+            </w:pPr>
+            <w:r>
+              <w:rPr>
+                <w:b/>
+                <w:color w:val="FFFFFF"/>
+                <w:sz w:val="20"/>
+              </w:rPr>
               <w:t xml:space="preserve">Details</w:t>
             </w:r>
           </w:p>
@@ -369,7 +608,9 @@
       </w:tr>
       <w:tr>
         <w:tc>
-          <w:tcPr/>
+          <w:tcPr>
+            <w:shd w:fill="FFFFFF" w:val="clear"/>
+          </w:tcPr>
           <w:p>
             <w:pPr>
               <w:pStyle w:val="Compact"/>
@@ -379,19 +620,27 @@
               <w:rPr>
                 <w:bCs/>
                 <w:b/>
+                <w:color w:val="1A1A1A"/>
+                <w:sz w:val="19"/>
               </w:rPr>
               <w:t xml:space="preserve">Supplier Name:</w:t>
             </w:r>
           </w:p>
         </w:tc>
         <w:tc>
-          <w:tcPr/>
-          <w:p>
-            <w:pPr>
-              <w:pStyle w:val="Compact"/>
-              <w:jc w:val="left"/>
-            </w:pPr>
-            <w:r>
+          <w:tcPr>
+            <w:shd w:fill="FFFFFF" w:val="clear"/>
+          </w:tcPr>
+          <w:p>
+            <w:pPr>
+              <w:pStyle w:val="Compact"/>
+              <w:jc w:val="left"/>
+            </w:pPr>
+            <w:r>
+              <w:rPr>
+                <w:color w:val="1A1A1A"/>
+                <w:sz w:val="19"/>
+              </w:rPr>
               <w:t xml:space="preserve">__________________________________________</w:t>
             </w:r>
           </w:p>
@@ -399,7 +648,9 @@
       </w:tr>
       <w:tr>
         <w:tc>
-          <w:tcPr/>
+          <w:tcPr>
+            <w:shd w:fill="E8F8FF" w:val="clear"/>
+          </w:tcPr>
           <w:p>
             <w:pPr>
               <w:pStyle w:val="Compact"/>
@@ -409,19 +660,27 @@
               <w:rPr>
                 <w:bCs/>
                 <w:b/>
+                <w:color w:val="1A1A1A"/>
+                <w:sz w:val="19"/>
               </w:rPr>
               <w:t xml:space="preserve">Supplier Address:</w:t>
             </w:r>
           </w:p>
         </w:tc>
         <w:tc>
-          <w:tcPr/>
-          <w:p>
-            <w:pPr>
-              <w:pStyle w:val="Compact"/>
-              <w:jc w:val="left"/>
-            </w:pPr>
-            <w:r>
+          <w:tcPr>
+            <w:shd w:fill="E8F8FF" w:val="clear"/>
+          </w:tcPr>
+          <w:p>
+            <w:pPr>
+              <w:pStyle w:val="Compact"/>
+              <w:jc w:val="left"/>
+            </w:pPr>
+            <w:r>
+              <w:rPr>
+                <w:color w:val="1A1A1A"/>
+                <w:sz w:val="19"/>
+              </w:rPr>
               <w:t xml:space="preserve">__________________________________________</w:t>
             </w:r>
           </w:p>
@@ -429,7 +688,9 @@
       </w:tr>
       <w:tr>
         <w:tc>
-          <w:tcPr/>
+          <w:tcPr>
+            <w:shd w:fill="FFFFFF" w:val="clear"/>
+          </w:tcPr>
           <w:p>
             <w:pPr>
               <w:pStyle w:val="Compact"/>
@@ -439,19 +700,27 @@
               <w:rPr>
                 <w:bCs/>
                 <w:b/>
+                <w:color w:val="1A1A1A"/>
+                <w:sz w:val="19"/>
               </w:rPr>
               <w:t xml:space="preserve">Contact Person:</w:t>
             </w:r>
           </w:p>
         </w:tc>
         <w:tc>
-          <w:tcPr/>
-          <w:p>
-            <w:pPr>
-              <w:pStyle w:val="Compact"/>
-              <w:jc w:val="left"/>
-            </w:pPr>
-            <w:r>
+          <w:tcPr>
+            <w:shd w:fill="FFFFFF" w:val="clear"/>
+          </w:tcPr>
+          <w:p>
+            <w:pPr>
+              <w:pStyle w:val="Compact"/>
+              <w:jc w:val="left"/>
+            </w:pPr>
+            <w:r>
+              <w:rPr>
+                <w:color w:val="1A1A1A"/>
+                <w:sz w:val="19"/>
+              </w:rPr>
               <w:t xml:space="preserve">__________________________________________</w:t>
             </w:r>
           </w:p>
@@ -459,7 +728,9 @@
       </w:tr>
       <w:tr>
         <w:tc>
-          <w:tcPr/>
+          <w:tcPr>
+            <w:shd w:fill="E8F8FF" w:val="clear"/>
+          </w:tcPr>
           <w:p>
             <w:pPr>
               <w:pStyle w:val="Compact"/>
@@ -469,19 +740,27 @@
               <w:rPr>
                 <w:bCs/>
                 <w:b/>
+                <w:color w:val="1A1A1A"/>
+                <w:sz w:val="19"/>
               </w:rPr>
               <w:t xml:space="preserve">Phone Number:</w:t>
             </w:r>
           </w:p>
         </w:tc>
         <w:tc>
-          <w:tcPr/>
-          <w:p>
-            <w:pPr>
-              <w:pStyle w:val="Compact"/>
-              <w:jc w:val="left"/>
-            </w:pPr>
-            <w:r>
+          <w:tcPr>
+            <w:shd w:fill="E8F8FF" w:val="clear"/>
+          </w:tcPr>
+          <w:p>
+            <w:pPr>
+              <w:pStyle w:val="Compact"/>
+              <w:jc w:val="left"/>
+            </w:pPr>
+            <w:r>
+              <w:rPr>
+                <w:color w:val="1A1A1A"/>
+                <w:sz w:val="19"/>
+              </w:rPr>
               <w:t xml:space="preserve">__________________________________________</w:t>
             </w:r>
           </w:p>
@@ -499,9 +778,29 @@
     <w:bookmarkStart w:id="25" w:name="delivery-details"/>
     <w:p>
       <w:pPr>
+        <w:pBdr>
+          <w:top w:val="single" w:sz="18" w:space="1" w:color="F5A623"/>
+          <w:bottom w:val="single" w:sz="6" w:space="1" w:color="0099CC"/>
+        </w:pBdr>
+        <w:spacing w:before="200" w:after="200"/>
+      </w:pPr>
+    </w:p>
+    <w:p>
+      <w:pPr>
         <w:pStyle w:val="Heading2"/>
-      </w:pPr>
-      <w:r>
+        <w:rPr>
+          <w:color w:val="0099CC"/>
+        </w:rPr>
+        <w:pBdr>
+          <w:bottom w:val="single" w:sz="6" w:space="2" w:color="00BFFF"/>
+        </w:pBdr>
+      </w:pPr>
+      <w:r>
+        <w:rPr>
+          <w:b/>
+          <w:color w:val="0099CC"/>
+          <w:sz w:val="32"/>
+        </w:rPr>
         <w:t xml:space="preserve">DELIVERY DETAILS</w:t>
       </w:r>
     </w:p>
@@ -511,6 +810,14 @@
         <w:tblW w:type="pct" w:w="5000"/>
         <w:tblLook w:firstRow="1" w:lastRow="0" w:firstColumn="0" w:lastColumn="0" w:noHBand="0" w:noVBand="0" w:val="0020"/>
         <w:jc w:val="start"/>
+        <w:tblBorders>
+          <w:top w:val="single" w:sz="4" w:space="0" w:color="B0D4E8"/>
+          <w:left w:val="single" w:sz="4" w:space="0" w:color="B0D4E8"/>
+          <w:bottom w:val="single" w:sz="4" w:space="0" w:color="B0D4E8"/>
+          <w:right w:val="single" w:sz="4" w:space="0" w:color="B0D4E8"/>
+          <w:insideH w:val="single" w:sz="4" w:space="0" w:color="B0D4E8"/>
+          <w:insideV w:val="single" w:sz="4" w:space="0" w:color="B0D4E8"/>
+        </w:tblBorders>
       </w:tblPr>
       <w:tblGrid>
         <w:gridCol w:w="3960"/>
@@ -521,25 +828,39 @@
           <w:tblHeader w:val="true"/>
         </w:trPr>
         <w:tc>
-          <w:tcPr/>
-          <w:p>
-            <w:pPr>
-              <w:pStyle w:val="Compact"/>
-              <w:jc w:val="left"/>
-            </w:pPr>
-            <w:r>
+          <w:tcPr>
+            <w:shd w:fill="0099CC" w:val="clear"/>
+          </w:tcPr>
+          <w:p>
+            <w:pPr>
+              <w:pStyle w:val="Compact"/>
+              <w:jc w:val="left"/>
+            </w:pPr>
+            <w:r>
+              <w:rPr>
+                <w:b/>
+                <w:color w:val="FFFFFF"/>
+                <w:sz w:val="20"/>
+              </w:rPr>
               <w:t xml:space="preserve">Field</w:t>
             </w:r>
           </w:p>
         </w:tc>
         <w:tc>
-          <w:tcPr/>
-          <w:p>
-            <w:pPr>
-              <w:pStyle w:val="Compact"/>
-              <w:jc w:val="left"/>
-            </w:pPr>
-            <w:r>
+          <w:tcPr>
+            <w:shd w:fill="0099CC" w:val="clear"/>
+          </w:tcPr>
+          <w:p>
+            <w:pPr>
+              <w:pStyle w:val="Compact"/>
+              <w:jc w:val="left"/>
+            </w:pPr>
+            <w:r>
+              <w:rPr>
+                <w:b/>
+                <w:color w:val="FFFFFF"/>
+                <w:sz w:val="20"/>
+              </w:rPr>
               <w:t xml:space="preserve">Details</w:t>
             </w:r>
           </w:p>
@@ -547,7 +868,9 @@
       </w:tr>
       <w:tr>
         <w:tc>
-          <w:tcPr/>
+          <w:tcPr>
+            <w:shd w:fill="FFFFFF" w:val="clear"/>
+          </w:tcPr>
           <w:p>
             <w:pPr>
               <w:pStyle w:val="Compact"/>
@@ -557,19 +880,27 @@
               <w:rPr>
                 <w:bCs/>
                 <w:b/>
+                <w:color w:val="1A1A1A"/>
+                <w:sz w:val="19"/>
               </w:rPr>
               <w:t xml:space="preserve">Delivered By (Driver/Courier Name):</w:t>
             </w:r>
           </w:p>
         </w:tc>
         <w:tc>
-          <w:tcPr/>
-          <w:p>
-            <w:pPr>
-              <w:pStyle w:val="Compact"/>
-              <w:jc w:val="left"/>
-            </w:pPr>
-            <w:r>
+          <w:tcPr>
+            <w:shd w:fill="FFFFFF" w:val="clear"/>
+          </w:tcPr>
+          <w:p>
+            <w:pPr>
+              <w:pStyle w:val="Compact"/>
+              <w:jc w:val="left"/>
+            </w:pPr>
+            <w:r>
+              <w:rPr>
+                <w:color w:val="1A1A1A"/>
+                <w:sz w:val="19"/>
+              </w:rPr>
               <w:t xml:space="preserve">__________________________________________</w:t>
             </w:r>
           </w:p>
@@ -577,7 +908,9 @@
       </w:tr>
       <w:tr>
         <w:tc>
-          <w:tcPr/>
+          <w:tcPr>
+            <w:shd w:fill="E8F8FF" w:val="clear"/>
+          </w:tcPr>
           <w:p>
             <w:pPr>
               <w:pStyle w:val="Compact"/>
@@ -587,19 +920,27 @@
               <w:rPr>
                 <w:bCs/>
                 <w:b/>
+                <w:color w:val="1A1A1A"/>
+                <w:sz w:val="19"/>
               </w:rPr>
               <w:t xml:space="preserve">Vehicle Registration No.:</w:t>
             </w:r>
           </w:p>
         </w:tc>
         <w:tc>
-          <w:tcPr/>
-          <w:p>
-            <w:pPr>
-              <w:pStyle w:val="Compact"/>
-              <w:jc w:val="left"/>
-            </w:pPr>
-            <w:r>
+          <w:tcPr>
+            <w:shd w:fill="E8F8FF" w:val="clear"/>
+          </w:tcPr>
+          <w:p>
+            <w:pPr>
+              <w:pStyle w:val="Compact"/>
+              <w:jc w:val="left"/>
+            </w:pPr>
+            <w:r>
+              <w:rPr>
+                <w:color w:val="1A1A1A"/>
+                <w:sz w:val="19"/>
+              </w:rPr>
               <w:t xml:space="preserve">__________________________________________</w:t>
             </w:r>
           </w:p>
@@ -607,7 +948,9 @@
       </w:tr>
       <w:tr>
         <w:tc>
-          <w:tcPr/>
+          <w:tcPr>
+            <w:shd w:fill="FFFFFF" w:val="clear"/>
+          </w:tcPr>
           <w:p>
             <w:pPr>
               <w:pStyle w:val="Compact"/>
@@ -617,19 +960,27 @@
               <w:rPr>
                 <w:bCs/>
                 <w:b/>
+                <w:color w:val="1A1A1A"/>
+                <w:sz w:val="19"/>
               </w:rPr>
               <w:t xml:space="preserve">Delivery Company (if different from Supplier):</w:t>
             </w:r>
           </w:p>
         </w:tc>
         <w:tc>
-          <w:tcPr/>
-          <w:p>
-            <w:pPr>
-              <w:pStyle w:val="Compact"/>
-              <w:jc w:val="left"/>
-            </w:pPr>
-            <w:r>
+          <w:tcPr>
+            <w:shd w:fill="FFFFFF" w:val="clear"/>
+          </w:tcPr>
+          <w:p>
+            <w:pPr>
+              <w:pStyle w:val="Compact"/>
+              <w:jc w:val="left"/>
+            </w:pPr>
+            <w:r>
+              <w:rPr>
+                <w:color w:val="1A1A1A"/>
+                <w:sz w:val="19"/>
+              </w:rPr>
               <w:t xml:space="preserve">__________________________________________</w:t>
             </w:r>
           </w:p>
@@ -637,7 +988,9 @@
       </w:tr>
       <w:tr>
         <w:tc>
-          <w:tcPr/>
+          <w:tcPr>
+            <w:shd w:fill="E8F8FF" w:val="clear"/>
+          </w:tcPr>
           <w:p>
             <w:pPr>
               <w:pStyle w:val="Compact"/>
@@ -647,19 +1000,27 @@
               <w:rPr>
                 <w:bCs/>
                 <w:b/>
+                <w:color w:val="1A1A1A"/>
+                <w:sz w:val="19"/>
               </w:rPr>
               <w:t xml:space="preserve">Number of Packages/Cartons:</w:t>
             </w:r>
           </w:p>
         </w:tc>
         <w:tc>
-          <w:tcPr/>
-          <w:p>
-            <w:pPr>
-              <w:pStyle w:val="Compact"/>
-              <w:jc w:val="left"/>
-            </w:pPr>
-            <w:r>
+          <w:tcPr>
+            <w:shd w:fill="E8F8FF" w:val="clear"/>
+          </w:tcPr>
+          <w:p>
+            <w:pPr>
+              <w:pStyle w:val="Compact"/>
+              <w:jc w:val="left"/>
+            </w:pPr>
+            <w:r>
+              <w:rPr>
+                <w:color w:val="1A1A1A"/>
+                <w:sz w:val="19"/>
+              </w:rPr>
               <w:t xml:space="preserve">__________________________________________</w:t>
             </w:r>
           </w:p>
@@ -677,9 +1038,29 @@
     <w:bookmarkStart w:id="26" w:name="items-received"/>
     <w:p>
       <w:pPr>
+        <w:pBdr>
+          <w:top w:val="single" w:sz="18" w:space="1" w:color="F5A623"/>
+          <w:bottom w:val="single" w:sz="6" w:space="1" w:color="0099CC"/>
+        </w:pBdr>
+        <w:spacing w:before="200" w:after="200"/>
+      </w:pPr>
+    </w:p>
+    <w:p>
+      <w:pPr>
         <w:pStyle w:val="Heading2"/>
-      </w:pPr>
-      <w:r>
+        <w:rPr>
+          <w:color w:val="0099CC"/>
+        </w:rPr>
+        <w:pBdr>
+          <w:bottom w:val="single" w:sz="6" w:space="2" w:color="00BFFF"/>
+        </w:pBdr>
+      </w:pPr>
+      <w:r>
+        <w:rPr>
+          <w:b/>
+          <w:color w:val="0099CC"/>
+          <w:sz w:val="32"/>
+        </w:rPr>
         <w:t xml:space="preserve">ITEMS RECEIVED</w:t>
       </w:r>
     </w:p>
@@ -689,6 +1070,14 @@
         <w:tblW w:type="pct" w:w="5000"/>
         <w:tblLook w:firstRow="1" w:lastRow="0" w:firstColumn="0" w:lastColumn="0" w:noHBand="0" w:noVBand="0" w:val="0020"/>
         <w:jc w:val="start"/>
+        <w:tblBorders>
+          <w:top w:val="single" w:sz="4" w:space="0" w:color="B0D4E8"/>
+          <w:left w:val="single" w:sz="4" w:space="0" w:color="B0D4E8"/>
+          <w:bottom w:val="single" w:sz="4" w:space="0" w:color="B0D4E8"/>
+          <w:right w:val="single" w:sz="4" w:space="0" w:color="B0D4E8"/>
+          <w:insideH w:val="single" w:sz="4" w:space="0" w:color="B0D4E8"/>
+          <w:insideV w:val="single" w:sz="4" w:space="0" w:color="B0D4E8"/>
+        </w:tblBorders>
       </w:tblPr>
       <w:tblGrid>
         <w:gridCol w:w="1131"/>
@@ -704,85 +1093,134 @@
           <w:tblHeader w:val="true"/>
         </w:trPr>
         <w:tc>
-          <w:tcPr/>
-          <w:p>
-            <w:pPr>
-              <w:pStyle w:val="Compact"/>
-              <w:jc w:val="left"/>
-            </w:pPr>
-            <w:r>
+          <w:tcPr>
+            <w:shd w:fill="0099CC" w:val="clear"/>
+          </w:tcPr>
+          <w:p>
+            <w:pPr>
+              <w:pStyle w:val="Compact"/>
+              <w:jc w:val="left"/>
+            </w:pPr>
+            <w:r>
+              <w:rPr>
+                <w:b/>
+                <w:color w:val="FFFFFF"/>
+                <w:sz w:val="20"/>
+              </w:rPr>
               <w:t xml:space="preserve">Item No.</w:t>
             </w:r>
           </w:p>
         </w:tc>
         <w:tc>
-          <w:tcPr/>
-          <w:p>
-            <w:pPr>
-              <w:pStyle w:val="Compact"/>
-              <w:jc w:val="left"/>
-            </w:pPr>
-            <w:r>
+          <w:tcPr>
+            <w:shd w:fill="0099CC" w:val="clear"/>
+          </w:tcPr>
+          <w:p>
+            <w:pPr>
+              <w:pStyle w:val="Compact"/>
+              <w:jc w:val="left"/>
+            </w:pPr>
+            <w:r>
+              <w:rPr>
+                <w:b/>
+                <w:color w:val="FFFFFF"/>
+                <w:sz w:val="20"/>
+              </w:rPr>
               <w:t xml:space="preserve">Description</w:t>
             </w:r>
           </w:p>
         </w:tc>
         <w:tc>
-          <w:tcPr/>
-          <w:p>
-            <w:pPr>
-              <w:pStyle w:val="Compact"/>
-              <w:jc w:val="left"/>
-            </w:pPr>
-            <w:r>
+          <w:tcPr>
+            <w:shd w:fill="0099CC" w:val="clear"/>
+          </w:tcPr>
+          <w:p>
+            <w:pPr>
+              <w:pStyle w:val="Compact"/>
+              <w:jc w:val="left"/>
+            </w:pPr>
+            <w:r>
+              <w:rPr>
+                <w:b/>
+                <w:color w:val="FFFFFF"/>
+                <w:sz w:val="20"/>
+              </w:rPr>
               <w:t xml:space="preserve">Qty Ordered</w:t>
             </w:r>
           </w:p>
         </w:tc>
         <w:tc>
-          <w:tcPr/>
-          <w:p>
-            <w:pPr>
-              <w:pStyle w:val="Compact"/>
-              <w:jc w:val="left"/>
-            </w:pPr>
-            <w:r>
+          <w:tcPr>
+            <w:shd w:fill="0099CC" w:val="clear"/>
+          </w:tcPr>
+          <w:p>
+            <w:pPr>
+              <w:pStyle w:val="Compact"/>
+              <w:jc w:val="left"/>
+            </w:pPr>
+            <w:r>
+              <w:rPr>
+                <w:b/>
+                <w:color w:val="FFFFFF"/>
+                <w:sz w:val="20"/>
+              </w:rPr>
               <w:t xml:space="preserve">Qty Received</w:t>
             </w:r>
           </w:p>
         </w:tc>
         <w:tc>
-          <w:tcPr/>
-          <w:p>
-            <w:pPr>
-              <w:pStyle w:val="Compact"/>
-              <w:jc w:val="left"/>
-            </w:pPr>
-            <w:r>
+          <w:tcPr>
+            <w:shd w:fill="0099CC" w:val="clear"/>
+          </w:tcPr>
+          <w:p>
+            <w:pPr>
+              <w:pStyle w:val="Compact"/>
+              <w:jc w:val="left"/>
+            </w:pPr>
+            <w:r>
+              <w:rPr>
+                <w:b/>
+                <w:color w:val="FFFFFF"/>
+                <w:sz w:val="20"/>
+              </w:rPr>
               <w:t xml:space="preserve">Qty Rejected</w:t>
             </w:r>
           </w:p>
         </w:tc>
         <w:tc>
-          <w:tcPr/>
-          <w:p>
-            <w:pPr>
-              <w:pStyle w:val="Compact"/>
-              <w:jc w:val="left"/>
-            </w:pPr>
-            <w:r>
+          <w:tcPr>
+            <w:shd w:fill="0099CC" w:val="clear"/>
+          </w:tcPr>
+          <w:p>
+            <w:pPr>
+              <w:pStyle w:val="Compact"/>
+              <w:jc w:val="left"/>
+            </w:pPr>
+            <w:r>
+              <w:rPr>
+                <w:b/>
+                <w:color w:val="FFFFFF"/>
+                <w:sz w:val="20"/>
+              </w:rPr>
               <w:t xml:space="preserve">Unit</w:t>
             </w:r>
           </w:p>
         </w:tc>
         <w:tc>
-          <w:tcPr/>
-          <w:p>
-            <w:pPr>
-              <w:pStyle w:val="Compact"/>
-              <w:jc w:val="left"/>
-            </w:pPr>
-            <w:r>
+          <w:tcPr>
+            <w:shd w:fill="0099CC" w:val="clear"/>
+          </w:tcPr>
+          <w:p>
+            <w:pPr>
+              <w:pStyle w:val="Compact"/>
+              <w:jc w:val="left"/>
+            </w:pPr>
+            <w:r>
+              <w:rPr>
+                <w:b/>
+                <w:color w:val="FFFFFF"/>
+                <w:sz w:val="20"/>
+              </w:rPr>
               <w:t xml:space="preserve">Remarks</w:t>
             </w:r>
           </w:p>
@@ -790,59 +1228,77 @@
       </w:tr>
       <w:tr>
         <w:tc>
-          <w:tcPr/>
-          <w:p>
-            <w:pPr>
-              <w:pStyle w:val="Compact"/>
-              <w:jc w:val="left"/>
-            </w:pPr>
-            <w:r>
+          <w:tcPr>
+            <w:shd w:fill="FFFFFF" w:val="clear"/>
+          </w:tcPr>
+          <w:p>
+            <w:pPr>
+              <w:pStyle w:val="Compact"/>
+              <w:jc w:val="left"/>
+            </w:pPr>
+            <w:r>
+              <w:rPr>
+                <w:color w:val="1A1A1A"/>
+                <w:sz w:val="19"/>
+              </w:rPr>
               <w:t xml:space="preserve">1</w:t>
             </w:r>
           </w:p>
         </w:tc>
         <w:tc>
-          <w:tcPr/>
-          <w:p>
-            <w:pPr>
-              <w:pStyle w:val="Compact"/>
-            </w:pPr>
-          </w:p>
-        </w:tc>
-        <w:tc>
-          <w:tcPr/>
-          <w:p>
-            <w:pPr>
-              <w:pStyle w:val="Compact"/>
-            </w:pPr>
-          </w:p>
-        </w:tc>
-        <w:tc>
-          <w:tcPr/>
-          <w:p>
-            <w:pPr>
-              <w:pStyle w:val="Compact"/>
-            </w:pPr>
-          </w:p>
-        </w:tc>
-        <w:tc>
-          <w:tcPr/>
-          <w:p>
-            <w:pPr>
-              <w:pStyle w:val="Compact"/>
-            </w:pPr>
-          </w:p>
-        </w:tc>
-        <w:tc>
-          <w:tcPr/>
-          <w:p>
-            <w:pPr>
-              <w:pStyle w:val="Compact"/>
-            </w:pPr>
-          </w:p>
-        </w:tc>
-        <w:tc>
-          <w:tcPr/>
+          <w:tcPr>
+            <w:shd w:fill="FFFFFF" w:val="clear"/>
+          </w:tcPr>
+          <w:p>
+            <w:pPr>
+              <w:pStyle w:val="Compact"/>
+            </w:pPr>
+          </w:p>
+        </w:tc>
+        <w:tc>
+          <w:tcPr>
+            <w:shd w:fill="FFFFFF" w:val="clear"/>
+          </w:tcPr>
+          <w:p>
+            <w:pPr>
+              <w:pStyle w:val="Compact"/>
+            </w:pPr>
+          </w:p>
+        </w:tc>
+        <w:tc>
+          <w:tcPr>
+            <w:shd w:fill="FFFFFF" w:val="clear"/>
+          </w:tcPr>
+          <w:p>
+            <w:pPr>
+              <w:pStyle w:val="Compact"/>
+            </w:pPr>
+          </w:p>
+        </w:tc>
+        <w:tc>
+          <w:tcPr>
+            <w:shd w:fill="FFFFFF" w:val="clear"/>
+          </w:tcPr>
+          <w:p>
+            <w:pPr>
+              <w:pStyle w:val="Compact"/>
+            </w:pPr>
+          </w:p>
+        </w:tc>
+        <w:tc>
+          <w:tcPr>
+            <w:shd w:fill="FFFFFF" w:val="clear"/>
+          </w:tcPr>
+          <w:p>
+            <w:pPr>
+              <w:pStyle w:val="Compact"/>
+            </w:pPr>
+          </w:p>
+        </w:tc>
+        <w:tc>
+          <w:tcPr>
+            <w:shd w:fill="FFFFFF" w:val="clear"/>
+          </w:tcPr>
           <w:p>
             <w:pPr>
               <w:pStyle w:val="Compact"/>
@@ -852,59 +1308,77 @@
       </w:tr>
       <w:tr>
         <w:tc>
-          <w:tcPr/>
-          <w:p>
-            <w:pPr>
-              <w:pStyle w:val="Compact"/>
-              <w:jc w:val="left"/>
-            </w:pPr>
-            <w:r>
+          <w:tcPr>
+            <w:shd w:fill="E8F8FF" w:val="clear"/>
+          </w:tcPr>
+          <w:p>
+            <w:pPr>
+              <w:pStyle w:val="Compact"/>
+              <w:jc w:val="left"/>
+            </w:pPr>
+            <w:r>
+              <w:rPr>
+                <w:color w:val="1A1A1A"/>
+                <w:sz w:val="19"/>
+              </w:rPr>
               <w:t xml:space="preserve">2</w:t>
             </w:r>
           </w:p>
         </w:tc>
         <w:tc>
-          <w:tcPr/>
-          <w:p>
-            <w:pPr>
-              <w:pStyle w:val="Compact"/>
-            </w:pPr>
-          </w:p>
-        </w:tc>
-        <w:tc>
-          <w:tcPr/>
-          <w:p>
-            <w:pPr>
-              <w:pStyle w:val="Compact"/>
-            </w:pPr>
-          </w:p>
-        </w:tc>
-        <w:tc>
-          <w:tcPr/>
-          <w:p>
-            <w:pPr>
-              <w:pStyle w:val="Compact"/>
-            </w:pPr>
-          </w:p>
-        </w:tc>
-        <w:tc>
-          <w:tcPr/>
-          <w:p>
-            <w:pPr>
-              <w:pStyle w:val="Compact"/>
-            </w:pPr>
-          </w:p>
-        </w:tc>
-        <w:tc>
-          <w:tcPr/>
-          <w:p>
-            <w:pPr>
-              <w:pStyle w:val="Compact"/>
-            </w:pPr>
-          </w:p>
-        </w:tc>
-        <w:tc>
-          <w:tcPr/>
+          <w:tcPr>
+            <w:shd w:fill="E8F8FF" w:val="clear"/>
+          </w:tcPr>
+          <w:p>
+            <w:pPr>
+              <w:pStyle w:val="Compact"/>
+            </w:pPr>
+          </w:p>
+        </w:tc>
+        <w:tc>
+          <w:tcPr>
+            <w:shd w:fill="E8F8FF" w:val="clear"/>
+          </w:tcPr>
+          <w:p>
+            <w:pPr>
+              <w:pStyle w:val="Compact"/>
+            </w:pPr>
+          </w:p>
+        </w:tc>
+        <w:tc>
+          <w:tcPr>
+            <w:shd w:fill="E8F8FF" w:val="clear"/>
+          </w:tcPr>
+          <w:p>
+            <w:pPr>
+              <w:pStyle w:val="Compact"/>
+            </w:pPr>
+          </w:p>
+        </w:tc>
+        <w:tc>
+          <w:tcPr>
+            <w:shd w:fill="E8F8FF" w:val="clear"/>
+          </w:tcPr>
+          <w:p>
+            <w:pPr>
+              <w:pStyle w:val="Compact"/>
+            </w:pPr>
+          </w:p>
+        </w:tc>
+        <w:tc>
+          <w:tcPr>
+            <w:shd w:fill="E8F8FF" w:val="clear"/>
+          </w:tcPr>
+          <w:p>
+            <w:pPr>
+              <w:pStyle w:val="Compact"/>
+            </w:pPr>
+          </w:p>
+        </w:tc>
+        <w:tc>
+          <w:tcPr>
+            <w:shd w:fill="E8F8FF" w:val="clear"/>
+          </w:tcPr>
           <w:p>
             <w:pPr>
               <w:pStyle w:val="Compact"/>
@@ -914,59 +1388,77 @@
       </w:tr>
       <w:tr>
         <w:tc>
-          <w:tcPr/>
-          <w:p>
-            <w:pPr>
-              <w:pStyle w:val="Compact"/>
-              <w:jc w:val="left"/>
-            </w:pPr>
-            <w:r>
+          <w:tcPr>
+            <w:shd w:fill="FFFFFF" w:val="clear"/>
+          </w:tcPr>
+          <w:p>
+            <w:pPr>
+              <w:pStyle w:val="Compact"/>
+              <w:jc w:val="left"/>
+            </w:pPr>
+            <w:r>
+              <w:rPr>
+                <w:color w:val="1A1A1A"/>
+                <w:sz w:val="19"/>
+              </w:rPr>
               <w:t xml:space="preserve">3</w:t>
             </w:r>
           </w:p>
         </w:tc>
         <w:tc>
-          <w:tcPr/>
-          <w:p>
-            <w:pPr>
-              <w:pStyle w:val="Compact"/>
-            </w:pPr>
-          </w:p>
-        </w:tc>
-        <w:tc>
-          <w:tcPr/>
-          <w:p>
-            <w:pPr>
-              <w:pStyle w:val="Compact"/>
-            </w:pPr>
-          </w:p>
-        </w:tc>
-        <w:tc>
-          <w:tcPr/>
-          <w:p>
-            <w:pPr>
-              <w:pStyle w:val="Compact"/>
-            </w:pPr>
-          </w:p>
-        </w:tc>
-        <w:tc>
-          <w:tcPr/>
-          <w:p>
-            <w:pPr>
-              <w:pStyle w:val="Compact"/>
-            </w:pPr>
-          </w:p>
-        </w:tc>
-        <w:tc>
-          <w:tcPr/>
-          <w:p>
-            <w:pPr>
-              <w:pStyle w:val="Compact"/>
-            </w:pPr>
-          </w:p>
-        </w:tc>
-        <w:tc>
-          <w:tcPr/>
+          <w:tcPr>
+            <w:shd w:fill="FFFFFF" w:val="clear"/>
+          </w:tcPr>
+          <w:p>
+            <w:pPr>
+              <w:pStyle w:val="Compact"/>
+            </w:pPr>
+          </w:p>
+        </w:tc>
+        <w:tc>
+          <w:tcPr>
+            <w:shd w:fill="FFFFFF" w:val="clear"/>
+          </w:tcPr>
+          <w:p>
+            <w:pPr>
+              <w:pStyle w:val="Compact"/>
+            </w:pPr>
+          </w:p>
+        </w:tc>
+        <w:tc>
+          <w:tcPr>
+            <w:shd w:fill="FFFFFF" w:val="clear"/>
+          </w:tcPr>
+          <w:p>
+            <w:pPr>
+              <w:pStyle w:val="Compact"/>
+            </w:pPr>
+          </w:p>
+        </w:tc>
+        <w:tc>
+          <w:tcPr>
+            <w:shd w:fill="FFFFFF" w:val="clear"/>
+          </w:tcPr>
+          <w:p>
+            <w:pPr>
+              <w:pStyle w:val="Compact"/>
+            </w:pPr>
+          </w:p>
+        </w:tc>
+        <w:tc>
+          <w:tcPr>
+            <w:shd w:fill="FFFFFF" w:val="clear"/>
+          </w:tcPr>
+          <w:p>
+            <w:pPr>
+              <w:pStyle w:val="Compact"/>
+            </w:pPr>
+          </w:p>
+        </w:tc>
+        <w:tc>
+          <w:tcPr>
+            <w:shd w:fill="FFFFFF" w:val="clear"/>
+          </w:tcPr>
           <w:p>
             <w:pPr>
               <w:pStyle w:val="Compact"/>
@@ -976,59 +1468,77 @@
       </w:tr>
       <w:tr>
         <w:tc>
-          <w:tcPr/>
-          <w:p>
-            <w:pPr>
-              <w:pStyle w:val="Compact"/>
-              <w:jc w:val="left"/>
-            </w:pPr>
-            <w:r>
+          <w:tcPr>
+            <w:shd w:fill="E8F8FF" w:val="clear"/>
+          </w:tcPr>
+          <w:p>
+            <w:pPr>
+              <w:pStyle w:val="Compact"/>
+              <w:jc w:val="left"/>
+            </w:pPr>
+            <w:r>
+              <w:rPr>
+                <w:color w:val="1A1A1A"/>
+                <w:sz w:val="19"/>
+              </w:rPr>
               <w:t xml:space="preserve">4</w:t>
             </w:r>
           </w:p>
         </w:tc>
         <w:tc>
-          <w:tcPr/>
-          <w:p>
-            <w:pPr>
-              <w:pStyle w:val="Compact"/>
-            </w:pPr>
-          </w:p>
-        </w:tc>
-        <w:tc>
-          <w:tcPr/>
-          <w:p>
-            <w:pPr>
-              <w:pStyle w:val="Compact"/>
-            </w:pPr>
-          </w:p>
-        </w:tc>
-        <w:tc>
-          <w:tcPr/>
-          <w:p>
-            <w:pPr>
-              <w:pStyle w:val="Compact"/>
-            </w:pPr>
-          </w:p>
-        </w:tc>
-        <w:tc>
-          <w:tcPr/>
-          <w:p>
-            <w:pPr>
-              <w:pStyle w:val="Compact"/>
-            </w:pPr>
-          </w:p>
-        </w:tc>
-        <w:tc>
-          <w:tcPr/>
-          <w:p>
-            <w:pPr>
-              <w:pStyle w:val="Compact"/>
-            </w:pPr>
-          </w:p>
-        </w:tc>
-        <w:tc>
-          <w:tcPr/>
+          <w:tcPr>
+            <w:shd w:fill="E8F8FF" w:val="clear"/>
+          </w:tcPr>
+          <w:p>
+            <w:pPr>
+              <w:pStyle w:val="Compact"/>
+            </w:pPr>
+          </w:p>
+        </w:tc>
+        <w:tc>
+          <w:tcPr>
+            <w:shd w:fill="E8F8FF" w:val="clear"/>
+          </w:tcPr>
+          <w:p>
+            <w:pPr>
+              <w:pStyle w:val="Compact"/>
+            </w:pPr>
+          </w:p>
+        </w:tc>
+        <w:tc>
+          <w:tcPr>
+            <w:shd w:fill="E8F8FF" w:val="clear"/>
+          </w:tcPr>
+          <w:p>
+            <w:pPr>
+              <w:pStyle w:val="Compact"/>
+            </w:pPr>
+          </w:p>
+        </w:tc>
+        <w:tc>
+          <w:tcPr>
+            <w:shd w:fill="E8F8FF" w:val="clear"/>
+          </w:tcPr>
+          <w:p>
+            <w:pPr>
+              <w:pStyle w:val="Compact"/>
+            </w:pPr>
+          </w:p>
+        </w:tc>
+        <w:tc>
+          <w:tcPr>
+            <w:shd w:fill="E8F8FF" w:val="clear"/>
+          </w:tcPr>
+          <w:p>
+            <w:pPr>
+              <w:pStyle w:val="Compact"/>
+            </w:pPr>
+          </w:p>
+        </w:tc>
+        <w:tc>
+          <w:tcPr>
+            <w:shd w:fill="E8F8FF" w:val="clear"/>
+          </w:tcPr>
           <w:p>
             <w:pPr>
               <w:pStyle w:val="Compact"/>
@@ -1038,59 +1548,77 @@
       </w:tr>
       <w:tr>
         <w:tc>
-          <w:tcPr/>
-          <w:p>
-            <w:pPr>
-              <w:pStyle w:val="Compact"/>
-              <w:jc w:val="left"/>
-            </w:pPr>
-            <w:r>
+          <w:tcPr>
+            <w:shd w:fill="FFFFFF" w:val="clear"/>
+          </w:tcPr>
+          <w:p>
+            <w:pPr>
+              <w:pStyle w:val="Compact"/>
+              <w:jc w:val="left"/>
+            </w:pPr>
+            <w:r>
+              <w:rPr>
+                <w:color w:val="1A1A1A"/>
+                <w:sz w:val="19"/>
+              </w:rPr>
               <w:t xml:space="preserve">5</w:t>
             </w:r>
           </w:p>
         </w:tc>
         <w:tc>
-          <w:tcPr/>
-          <w:p>
-            <w:pPr>
-              <w:pStyle w:val="Compact"/>
-            </w:pPr>
-          </w:p>
-        </w:tc>
-        <w:tc>
-          <w:tcPr/>
-          <w:p>
-            <w:pPr>
-              <w:pStyle w:val="Compact"/>
-            </w:pPr>
-          </w:p>
-        </w:tc>
-        <w:tc>
-          <w:tcPr/>
-          <w:p>
-            <w:pPr>
-              <w:pStyle w:val="Compact"/>
-            </w:pPr>
-          </w:p>
-        </w:tc>
-        <w:tc>
-          <w:tcPr/>
-          <w:p>
-            <w:pPr>
-              <w:pStyle w:val="Compact"/>
-            </w:pPr>
-          </w:p>
-        </w:tc>
-        <w:tc>
-          <w:tcPr/>
-          <w:p>
-            <w:pPr>
-              <w:pStyle w:val="Compact"/>
-            </w:pPr>
-          </w:p>
-        </w:tc>
-        <w:tc>
-          <w:tcPr/>
+          <w:tcPr>
+            <w:shd w:fill="FFFFFF" w:val="clear"/>
+          </w:tcPr>
+          <w:p>
+            <w:pPr>
+              <w:pStyle w:val="Compact"/>
+            </w:pPr>
+          </w:p>
+        </w:tc>
+        <w:tc>
+          <w:tcPr>
+            <w:shd w:fill="FFFFFF" w:val="clear"/>
+          </w:tcPr>
+          <w:p>
+            <w:pPr>
+              <w:pStyle w:val="Compact"/>
+            </w:pPr>
+          </w:p>
+        </w:tc>
+        <w:tc>
+          <w:tcPr>
+            <w:shd w:fill="FFFFFF" w:val="clear"/>
+          </w:tcPr>
+          <w:p>
+            <w:pPr>
+              <w:pStyle w:val="Compact"/>
+            </w:pPr>
+          </w:p>
+        </w:tc>
+        <w:tc>
+          <w:tcPr>
+            <w:shd w:fill="FFFFFF" w:val="clear"/>
+          </w:tcPr>
+          <w:p>
+            <w:pPr>
+              <w:pStyle w:val="Compact"/>
+            </w:pPr>
+          </w:p>
+        </w:tc>
+        <w:tc>
+          <w:tcPr>
+            <w:shd w:fill="FFFFFF" w:val="clear"/>
+          </w:tcPr>
+          <w:p>
+            <w:pPr>
+              <w:pStyle w:val="Compact"/>
+            </w:pPr>
+          </w:p>
+        </w:tc>
+        <w:tc>
+          <w:tcPr>
+            <w:shd w:fill="FFFFFF" w:val="clear"/>
+          </w:tcPr>
           <w:p>
             <w:pPr>
               <w:pStyle w:val="Compact"/>
@@ -1100,59 +1628,77 @@
       </w:tr>
       <w:tr>
         <w:tc>
-          <w:tcPr/>
-          <w:p>
-            <w:pPr>
-              <w:pStyle w:val="Compact"/>
-              <w:jc w:val="left"/>
-            </w:pPr>
-            <w:r>
+          <w:tcPr>
+            <w:shd w:fill="E8F8FF" w:val="clear"/>
+          </w:tcPr>
+          <w:p>
+            <w:pPr>
+              <w:pStyle w:val="Compact"/>
+              <w:jc w:val="left"/>
+            </w:pPr>
+            <w:r>
+              <w:rPr>
+                <w:color w:val="1A1A1A"/>
+                <w:sz w:val="19"/>
+              </w:rPr>
               <w:t xml:space="preserve">6</w:t>
             </w:r>
           </w:p>
         </w:tc>
         <w:tc>
-          <w:tcPr/>
-          <w:p>
-            <w:pPr>
-              <w:pStyle w:val="Compact"/>
-            </w:pPr>
-          </w:p>
-        </w:tc>
-        <w:tc>
-          <w:tcPr/>
-          <w:p>
-            <w:pPr>
-              <w:pStyle w:val="Compact"/>
-            </w:pPr>
-          </w:p>
-        </w:tc>
-        <w:tc>
-          <w:tcPr/>
-          <w:p>
-            <w:pPr>
-              <w:pStyle w:val="Compact"/>
-            </w:pPr>
-          </w:p>
-        </w:tc>
-        <w:tc>
-          <w:tcPr/>
-          <w:p>
-            <w:pPr>
-              <w:pStyle w:val="Compact"/>
-            </w:pPr>
-          </w:p>
-        </w:tc>
-        <w:tc>
-          <w:tcPr/>
-          <w:p>
-            <w:pPr>
-              <w:pStyle w:val="Compact"/>
-            </w:pPr>
-          </w:p>
-        </w:tc>
-        <w:tc>
-          <w:tcPr/>
+          <w:tcPr>
+            <w:shd w:fill="E8F8FF" w:val="clear"/>
+          </w:tcPr>
+          <w:p>
+            <w:pPr>
+              <w:pStyle w:val="Compact"/>
+            </w:pPr>
+          </w:p>
+        </w:tc>
+        <w:tc>
+          <w:tcPr>
+            <w:shd w:fill="E8F8FF" w:val="clear"/>
+          </w:tcPr>
+          <w:p>
+            <w:pPr>
+              <w:pStyle w:val="Compact"/>
+            </w:pPr>
+          </w:p>
+        </w:tc>
+        <w:tc>
+          <w:tcPr>
+            <w:shd w:fill="E8F8FF" w:val="clear"/>
+          </w:tcPr>
+          <w:p>
+            <w:pPr>
+              <w:pStyle w:val="Compact"/>
+            </w:pPr>
+          </w:p>
+        </w:tc>
+        <w:tc>
+          <w:tcPr>
+            <w:shd w:fill="E8F8FF" w:val="clear"/>
+          </w:tcPr>
+          <w:p>
+            <w:pPr>
+              <w:pStyle w:val="Compact"/>
+            </w:pPr>
+          </w:p>
+        </w:tc>
+        <w:tc>
+          <w:tcPr>
+            <w:shd w:fill="E8F8FF" w:val="clear"/>
+          </w:tcPr>
+          <w:p>
+            <w:pPr>
+              <w:pStyle w:val="Compact"/>
+            </w:pPr>
+          </w:p>
+        </w:tc>
+        <w:tc>
+          <w:tcPr>
+            <w:shd w:fill="E8F8FF" w:val="clear"/>
+          </w:tcPr>
           <w:p>
             <w:pPr>
               <w:pStyle w:val="Compact"/>
@@ -1162,59 +1708,77 @@
       </w:tr>
       <w:tr>
         <w:tc>
-          <w:tcPr/>
-          <w:p>
-            <w:pPr>
-              <w:pStyle w:val="Compact"/>
-              <w:jc w:val="left"/>
-            </w:pPr>
-            <w:r>
+          <w:tcPr>
+            <w:shd w:fill="FFFFFF" w:val="clear"/>
+          </w:tcPr>
+          <w:p>
+            <w:pPr>
+              <w:pStyle w:val="Compact"/>
+              <w:jc w:val="left"/>
+            </w:pPr>
+            <w:r>
+              <w:rPr>
+                <w:color w:val="1A1A1A"/>
+                <w:sz w:val="19"/>
+              </w:rPr>
               <w:t xml:space="preserve">7</w:t>
             </w:r>
           </w:p>
         </w:tc>
         <w:tc>
-          <w:tcPr/>
-          <w:p>
-            <w:pPr>
-              <w:pStyle w:val="Compact"/>
-            </w:pPr>
-          </w:p>
-        </w:tc>
-        <w:tc>
-          <w:tcPr/>
-          <w:p>
-            <w:pPr>
-              <w:pStyle w:val="Compact"/>
-            </w:pPr>
-          </w:p>
-        </w:tc>
-        <w:tc>
-          <w:tcPr/>
-          <w:p>
-            <w:pPr>
-              <w:pStyle w:val="Compact"/>
-            </w:pPr>
-          </w:p>
-        </w:tc>
-        <w:tc>
-          <w:tcPr/>
-          <w:p>
-            <w:pPr>
-              <w:pStyle w:val="Compact"/>
-            </w:pPr>
-          </w:p>
-        </w:tc>
-        <w:tc>
-          <w:tcPr/>
-          <w:p>
-            <w:pPr>
-              <w:pStyle w:val="Compact"/>
-            </w:pPr>
-          </w:p>
-        </w:tc>
-        <w:tc>
-          <w:tcPr/>
+          <w:tcPr>
+            <w:shd w:fill="FFFFFF" w:val="clear"/>
+          </w:tcPr>
+          <w:p>
+            <w:pPr>
+              <w:pStyle w:val="Compact"/>
+            </w:pPr>
+          </w:p>
+        </w:tc>
+        <w:tc>
+          <w:tcPr>
+            <w:shd w:fill="FFFFFF" w:val="clear"/>
+          </w:tcPr>
+          <w:p>
+            <w:pPr>
+              <w:pStyle w:val="Compact"/>
+            </w:pPr>
+          </w:p>
+        </w:tc>
+        <w:tc>
+          <w:tcPr>
+            <w:shd w:fill="FFFFFF" w:val="clear"/>
+          </w:tcPr>
+          <w:p>
+            <w:pPr>
+              <w:pStyle w:val="Compact"/>
+            </w:pPr>
+          </w:p>
+        </w:tc>
+        <w:tc>
+          <w:tcPr>
+            <w:shd w:fill="FFFFFF" w:val="clear"/>
+          </w:tcPr>
+          <w:p>
+            <w:pPr>
+              <w:pStyle w:val="Compact"/>
+            </w:pPr>
+          </w:p>
+        </w:tc>
+        <w:tc>
+          <w:tcPr>
+            <w:shd w:fill="FFFFFF" w:val="clear"/>
+          </w:tcPr>
+          <w:p>
+            <w:pPr>
+              <w:pStyle w:val="Compact"/>
+            </w:pPr>
+          </w:p>
+        </w:tc>
+        <w:tc>
+          <w:tcPr>
+            <w:shd w:fill="FFFFFF" w:val="clear"/>
+          </w:tcPr>
           <w:p>
             <w:pPr>
               <w:pStyle w:val="Compact"/>
@@ -1224,59 +1788,77 @@
       </w:tr>
       <w:tr>
         <w:tc>
-          <w:tcPr/>
-          <w:p>
-            <w:pPr>
-              <w:pStyle w:val="Compact"/>
-              <w:jc w:val="left"/>
-            </w:pPr>
-            <w:r>
+          <w:tcPr>
+            <w:shd w:fill="E8F8FF" w:val="clear"/>
+          </w:tcPr>
+          <w:p>
+            <w:pPr>
+              <w:pStyle w:val="Compact"/>
+              <w:jc w:val="left"/>
+            </w:pPr>
+            <w:r>
+              <w:rPr>
+                <w:color w:val="1A1A1A"/>
+                <w:sz w:val="19"/>
+              </w:rPr>
               <w:t xml:space="preserve">8</w:t>
             </w:r>
           </w:p>
         </w:tc>
         <w:tc>
-          <w:tcPr/>
-          <w:p>
-            <w:pPr>
-              <w:pStyle w:val="Compact"/>
-            </w:pPr>
-          </w:p>
-        </w:tc>
-        <w:tc>
-          <w:tcPr/>
-          <w:p>
-            <w:pPr>
-              <w:pStyle w:val="Compact"/>
-            </w:pPr>
-          </w:p>
-        </w:tc>
-        <w:tc>
-          <w:tcPr/>
-          <w:p>
-            <w:pPr>
-              <w:pStyle w:val="Compact"/>
-            </w:pPr>
-          </w:p>
-        </w:tc>
-        <w:tc>
-          <w:tcPr/>
-          <w:p>
-            <w:pPr>
-              <w:pStyle w:val="Compact"/>
-            </w:pPr>
-          </w:p>
-        </w:tc>
-        <w:tc>
-          <w:tcPr/>
-          <w:p>
-            <w:pPr>
-              <w:pStyle w:val="Compact"/>
-            </w:pPr>
-          </w:p>
-        </w:tc>
-        <w:tc>
-          <w:tcPr/>
+          <w:tcPr>
+            <w:shd w:fill="E8F8FF" w:val="clear"/>
+          </w:tcPr>
+          <w:p>
+            <w:pPr>
+              <w:pStyle w:val="Compact"/>
+            </w:pPr>
+          </w:p>
+        </w:tc>
+        <w:tc>
+          <w:tcPr>
+            <w:shd w:fill="E8F8FF" w:val="clear"/>
+          </w:tcPr>
+          <w:p>
+            <w:pPr>
+              <w:pStyle w:val="Compact"/>
+            </w:pPr>
+          </w:p>
+        </w:tc>
+        <w:tc>
+          <w:tcPr>
+            <w:shd w:fill="E8F8FF" w:val="clear"/>
+          </w:tcPr>
+          <w:p>
+            <w:pPr>
+              <w:pStyle w:val="Compact"/>
+            </w:pPr>
+          </w:p>
+        </w:tc>
+        <w:tc>
+          <w:tcPr>
+            <w:shd w:fill="E8F8FF" w:val="clear"/>
+          </w:tcPr>
+          <w:p>
+            <w:pPr>
+              <w:pStyle w:val="Compact"/>
+            </w:pPr>
+          </w:p>
+        </w:tc>
+        <w:tc>
+          <w:tcPr>
+            <w:shd w:fill="E8F8FF" w:val="clear"/>
+          </w:tcPr>
+          <w:p>
+            <w:pPr>
+              <w:pStyle w:val="Compact"/>
+            </w:pPr>
+          </w:p>
+        </w:tc>
+        <w:tc>
+          <w:tcPr>
+            <w:shd w:fill="E8F8FF" w:val="clear"/>
+          </w:tcPr>
           <w:p>
             <w:pPr>
               <w:pStyle w:val="Compact"/>
@@ -1296,9 +1878,29 @@
     <w:bookmarkStart w:id="27" w:name="condition-of-goods"/>
     <w:p>
       <w:pPr>
+        <w:pBdr>
+          <w:top w:val="single" w:sz="18" w:space="1" w:color="F5A623"/>
+          <w:bottom w:val="single" w:sz="6" w:space="1" w:color="0099CC"/>
+        </w:pBdr>
+        <w:spacing w:before="200" w:after="200"/>
+      </w:pPr>
+    </w:p>
+    <w:p>
+      <w:pPr>
         <w:pStyle w:val="Heading2"/>
-      </w:pPr>
-      <w:r>
+        <w:rPr>
+          <w:color w:val="0099CC"/>
+        </w:rPr>
+        <w:pBdr>
+          <w:bottom w:val="single" w:sz="6" w:space="2" w:color="00BFFF"/>
+        </w:pBdr>
+      </w:pPr>
+      <w:r>
+        <w:rPr>
+          <w:b/>
+          <w:color w:val="0099CC"/>
+          <w:sz w:val="32"/>
+        </w:rPr>
         <w:t xml:space="preserve">CONDITION OF GOODS</w:t>
       </w:r>
     </w:p>
@@ -1498,9 +2100,29 @@
     <w:bookmarkStart w:id="28" w:name="discrepancy-report"/>
     <w:p>
       <w:pPr>
+        <w:pBdr>
+          <w:top w:val="single" w:sz="18" w:space="1" w:color="F5A623"/>
+          <w:bottom w:val="single" w:sz="6" w:space="1" w:color="0099CC"/>
+        </w:pBdr>
+        <w:spacing w:before="200" w:after="200"/>
+      </w:pPr>
+    </w:p>
+    <w:p>
+      <w:pPr>
         <w:pStyle w:val="Heading2"/>
-      </w:pPr>
-      <w:r>
+        <w:rPr>
+          <w:color w:val="0099CC"/>
+        </w:rPr>
+        <w:pBdr>
+          <w:bottom w:val="single" w:sz="6" w:space="2" w:color="00BFFF"/>
+        </w:pBdr>
+      </w:pPr>
+      <w:r>
+        <w:rPr>
+          <w:b/>
+          <w:color w:val="0099CC"/>
+          <w:sz w:val="32"/>
+        </w:rPr>
         <w:t xml:space="preserve">DISCREPANCY REPORT</w:t>
       </w:r>
     </w:p>
@@ -1522,6 +2144,14 @@
         <w:tblW w:type="auto" w:w="0"/>
         <w:tblLook w:firstRow="1" w:lastRow="0" w:firstColumn="0" w:lastColumn="0" w:noHBand="0" w:noVBand="0" w:val="0020"/>
         <w:jc w:val="start"/>
+        <w:tblBorders>
+          <w:top w:val="single" w:sz="4" w:space="0" w:color="B0D4E8"/>
+          <w:left w:val="single" w:sz="4" w:space="0" w:color="B0D4E8"/>
+          <w:bottom w:val="single" w:sz="4" w:space="0" w:color="B0D4E8"/>
+          <w:right w:val="single" w:sz="4" w:space="0" w:color="B0D4E8"/>
+          <w:insideH w:val="single" w:sz="4" w:space="0" w:color="B0D4E8"/>
+          <w:insideV w:val="single" w:sz="4" w:space="0" w:color="B0D4E8"/>
+        </w:tblBorders>
       </w:tblPr>
       <w:tblGrid>
         <w:gridCol w:w="1980"/>
@@ -1534,49 +2164,77 @@
           <w:tblHeader w:val="true"/>
         </w:trPr>
         <w:tc>
-          <w:tcPr/>
-          <w:p>
-            <w:pPr>
-              <w:pStyle w:val="Compact"/>
-              <w:jc w:val="left"/>
-            </w:pPr>
-            <w:r>
+          <w:tcPr>
+            <w:shd w:fill="0099CC" w:val="clear"/>
+          </w:tcPr>
+          <w:p>
+            <w:pPr>
+              <w:pStyle w:val="Compact"/>
+              <w:jc w:val="left"/>
+            </w:pPr>
+            <w:r>
+              <w:rPr>
+                <w:b/>
+                <w:color w:val="FFFFFF"/>
+                <w:sz w:val="20"/>
+              </w:rPr>
               <w:t xml:space="preserve">Discrepancy Type</w:t>
             </w:r>
           </w:p>
         </w:tc>
         <w:tc>
-          <w:tcPr/>
-          <w:p>
-            <w:pPr>
-              <w:pStyle w:val="Compact"/>
-              <w:jc w:val="left"/>
-            </w:pPr>
-            <w:r>
+          <w:tcPr>
+            <w:shd w:fill="0099CC" w:val="clear"/>
+          </w:tcPr>
+          <w:p>
+            <w:pPr>
+              <w:pStyle w:val="Compact"/>
+              <w:jc w:val="left"/>
+            </w:pPr>
+            <w:r>
+              <w:rPr>
+                <w:b/>
+                <w:color w:val="FFFFFF"/>
+                <w:sz w:val="20"/>
+              </w:rPr>
               <w:t xml:space="preserve">Item No.</w:t>
             </w:r>
           </w:p>
         </w:tc>
         <w:tc>
-          <w:tcPr/>
-          <w:p>
-            <w:pPr>
-              <w:pStyle w:val="Compact"/>
-              <w:jc w:val="left"/>
-            </w:pPr>
-            <w:r>
+          <w:tcPr>
+            <w:shd w:fill="0099CC" w:val="clear"/>
+          </w:tcPr>
+          <w:p>
+            <w:pPr>
+              <w:pStyle w:val="Compact"/>
+              <w:jc w:val="left"/>
+            </w:pPr>
+            <w:r>
+              <w:rPr>
+                <w:b/>
+                <w:color w:val="FFFFFF"/>
+                <w:sz w:val="20"/>
+              </w:rPr>
               <w:t xml:space="preserve">Description</w:t>
             </w:r>
           </w:p>
         </w:tc>
         <w:tc>
-          <w:tcPr/>
-          <w:p>
-            <w:pPr>
-              <w:pStyle w:val="Compact"/>
-              <w:jc w:val="left"/>
-            </w:pPr>
-            <w:r>
+          <w:tcPr>
+            <w:shd w:fill="0099CC" w:val="clear"/>
+          </w:tcPr>
+          <w:p>
+            <w:pPr>
+              <w:pStyle w:val="Compact"/>
+              <w:jc w:val="left"/>
+            </w:pPr>
+            <w:r>
+              <w:rPr>
+                <w:b/>
+                <w:color w:val="FFFFFF"/>
+                <w:sz w:val="20"/>
+              </w:rPr>
               <w:t xml:space="preserve">Details</w:t>
             </w:r>
           </w:p>
@@ -1584,35 +2242,47 @@
       </w:tr>
       <w:tr>
         <w:tc>
-          <w:tcPr/>
-          <w:p>
-            <w:pPr>
-              <w:pStyle w:val="Compact"/>
-              <w:jc w:val="left"/>
-            </w:pPr>
-            <w:r>
+          <w:tcPr>
+            <w:shd w:fill="FFFFFF" w:val="clear"/>
+          </w:tcPr>
+          <w:p>
+            <w:pPr>
+              <w:pStyle w:val="Compact"/>
+              <w:jc w:val="left"/>
+            </w:pPr>
+            <w:r>
+              <w:rPr>
+                <w:color w:val="1A1A1A"/>
+                <w:sz w:val="19"/>
+              </w:rPr>
               <w:t xml:space="preserve">Short Delivery</w:t>
             </w:r>
           </w:p>
         </w:tc>
         <w:tc>
-          <w:tcPr/>
-          <w:p>
-            <w:pPr>
-              <w:pStyle w:val="Compact"/>
-            </w:pPr>
-          </w:p>
-        </w:tc>
-        <w:tc>
-          <w:tcPr/>
-          <w:p>
-            <w:pPr>
-              <w:pStyle w:val="Compact"/>
-            </w:pPr>
-          </w:p>
-        </w:tc>
-        <w:tc>
-          <w:tcPr/>
+          <w:tcPr>
+            <w:shd w:fill="FFFFFF" w:val="clear"/>
+          </w:tcPr>
+          <w:p>
+            <w:pPr>
+              <w:pStyle w:val="Compact"/>
+            </w:pPr>
+          </w:p>
+        </w:tc>
+        <w:tc>
+          <w:tcPr>
+            <w:shd w:fill="FFFFFF" w:val="clear"/>
+          </w:tcPr>
+          <w:p>
+            <w:pPr>
+              <w:pStyle w:val="Compact"/>
+            </w:pPr>
+          </w:p>
+        </w:tc>
+        <w:tc>
+          <w:tcPr>
+            <w:shd w:fill="FFFFFF" w:val="clear"/>
+          </w:tcPr>
           <w:p>
             <w:pPr>
               <w:pStyle w:val="Compact"/>
@@ -1622,35 +2292,47 @@
       </w:tr>
       <w:tr>
         <w:tc>
-          <w:tcPr/>
-          <w:p>
-            <w:pPr>
-              <w:pStyle w:val="Compact"/>
-              <w:jc w:val="left"/>
-            </w:pPr>
-            <w:r>
+          <w:tcPr>
+            <w:shd w:fill="E8F8FF" w:val="clear"/>
+          </w:tcPr>
+          <w:p>
+            <w:pPr>
+              <w:pStyle w:val="Compact"/>
+              <w:jc w:val="left"/>
+            </w:pPr>
+            <w:r>
+              <w:rPr>
+                <w:color w:val="1A1A1A"/>
+                <w:sz w:val="19"/>
+              </w:rPr>
               <w:t xml:space="preserve">Over Delivery</w:t>
             </w:r>
           </w:p>
         </w:tc>
         <w:tc>
-          <w:tcPr/>
-          <w:p>
-            <w:pPr>
-              <w:pStyle w:val="Compact"/>
-            </w:pPr>
-          </w:p>
-        </w:tc>
-        <w:tc>
-          <w:tcPr/>
-          <w:p>
-            <w:pPr>
-              <w:pStyle w:val="Compact"/>
-            </w:pPr>
-          </w:p>
-        </w:tc>
-        <w:tc>
-          <w:tcPr/>
+          <w:tcPr>
+            <w:shd w:fill="E8F8FF" w:val="clear"/>
+          </w:tcPr>
+          <w:p>
+            <w:pPr>
+              <w:pStyle w:val="Compact"/>
+            </w:pPr>
+          </w:p>
+        </w:tc>
+        <w:tc>
+          <w:tcPr>
+            <w:shd w:fill="E8F8FF" w:val="clear"/>
+          </w:tcPr>
+          <w:p>
+            <w:pPr>
+              <w:pStyle w:val="Compact"/>
+            </w:pPr>
+          </w:p>
+        </w:tc>
+        <w:tc>
+          <w:tcPr>
+            <w:shd w:fill="E8F8FF" w:val="clear"/>
+          </w:tcPr>
           <w:p>
             <w:pPr>
               <w:pStyle w:val="Compact"/>
@@ -1660,35 +2342,47 @@
       </w:tr>
       <w:tr>
         <w:tc>
-          <w:tcPr/>
-          <w:p>
-            <w:pPr>
-              <w:pStyle w:val="Compact"/>
-              <w:jc w:val="left"/>
-            </w:pPr>
-            <w:r>
+          <w:tcPr>
+            <w:shd w:fill="FFFFFF" w:val="clear"/>
+          </w:tcPr>
+          <w:p>
+            <w:pPr>
+              <w:pStyle w:val="Compact"/>
+              <w:jc w:val="left"/>
+            </w:pPr>
+            <w:r>
+              <w:rPr>
+                <w:color w:val="1A1A1A"/>
+                <w:sz w:val="19"/>
+              </w:rPr>
               <w:t xml:space="preserve">Damaged Goods</w:t>
             </w:r>
           </w:p>
         </w:tc>
         <w:tc>
-          <w:tcPr/>
-          <w:p>
-            <w:pPr>
-              <w:pStyle w:val="Compact"/>
-            </w:pPr>
-          </w:p>
-        </w:tc>
-        <w:tc>
-          <w:tcPr/>
-          <w:p>
-            <w:pPr>
-              <w:pStyle w:val="Compact"/>
-            </w:pPr>
-          </w:p>
-        </w:tc>
-        <w:tc>
-          <w:tcPr/>
+          <w:tcPr>
+            <w:shd w:fill="FFFFFF" w:val="clear"/>
+          </w:tcPr>
+          <w:p>
+            <w:pPr>
+              <w:pStyle w:val="Compact"/>
+            </w:pPr>
+          </w:p>
+        </w:tc>
+        <w:tc>
+          <w:tcPr>
+            <w:shd w:fill="FFFFFF" w:val="clear"/>
+          </w:tcPr>
+          <w:p>
+            <w:pPr>
+              <w:pStyle w:val="Compact"/>
+            </w:pPr>
+          </w:p>
+        </w:tc>
+        <w:tc>
+          <w:tcPr>
+            <w:shd w:fill="FFFFFF" w:val="clear"/>
+          </w:tcPr>
           <w:p>
             <w:pPr>
               <w:pStyle w:val="Compact"/>
@@ -1698,35 +2392,47 @@
       </w:tr>
       <w:tr>
         <w:tc>
-          <w:tcPr/>
-          <w:p>
-            <w:pPr>
-              <w:pStyle w:val="Compact"/>
-              <w:jc w:val="left"/>
-            </w:pPr>
-            <w:r>
+          <w:tcPr>
+            <w:shd w:fill="E8F8FF" w:val="clear"/>
+          </w:tcPr>
+          <w:p>
+            <w:pPr>
+              <w:pStyle w:val="Compact"/>
+              <w:jc w:val="left"/>
+            </w:pPr>
+            <w:r>
+              <w:rPr>
+                <w:color w:val="1A1A1A"/>
+                <w:sz w:val="19"/>
+              </w:rPr>
               <w:t xml:space="preserve">Wrong Specification</w:t>
             </w:r>
           </w:p>
         </w:tc>
         <w:tc>
-          <w:tcPr/>
-          <w:p>
-            <w:pPr>
-              <w:pStyle w:val="Compact"/>
-            </w:pPr>
-          </w:p>
-        </w:tc>
-        <w:tc>
-          <w:tcPr/>
-          <w:p>
-            <w:pPr>
-              <w:pStyle w:val="Compact"/>
-            </w:pPr>
-          </w:p>
-        </w:tc>
-        <w:tc>
-          <w:tcPr/>
+          <w:tcPr>
+            <w:shd w:fill="E8F8FF" w:val="clear"/>
+          </w:tcPr>
+          <w:p>
+            <w:pPr>
+              <w:pStyle w:val="Compact"/>
+            </w:pPr>
+          </w:p>
+        </w:tc>
+        <w:tc>
+          <w:tcPr>
+            <w:shd w:fill="E8F8FF" w:val="clear"/>
+          </w:tcPr>
+          <w:p>
+            <w:pPr>
+              <w:pStyle w:val="Compact"/>
+            </w:pPr>
+          </w:p>
+        </w:tc>
+        <w:tc>
+          <w:tcPr>
+            <w:shd w:fill="E8F8FF" w:val="clear"/>
+          </w:tcPr>
           <w:p>
             <w:pPr>
               <w:pStyle w:val="Compact"/>
@@ -1818,9 +2524,29 @@
     <w:bookmarkStart w:id="29" w:name="quality-compliance-certification"/>
     <w:p>
       <w:pPr>
+        <w:pBdr>
+          <w:top w:val="single" w:sz="18" w:space="1" w:color="F5A623"/>
+          <w:bottom w:val="single" w:sz="6" w:space="1" w:color="0099CC"/>
+        </w:pBdr>
+        <w:spacing w:before="200" w:after="200"/>
+      </w:pPr>
+    </w:p>
+    <w:p>
+      <w:pPr>
         <w:pStyle w:val="Heading2"/>
-      </w:pPr>
-      <w:r>
+        <w:rPr>
+          <w:color w:val="0099CC"/>
+        </w:rPr>
+        <w:pBdr>
+          <w:bottom w:val="single" w:sz="6" w:space="2" w:color="00BFFF"/>
+        </w:pBdr>
+      </w:pPr>
+      <w:r>
+        <w:rPr>
+          <w:b/>
+          <w:color w:val="0099CC"/>
+          <w:sz w:val="32"/>
+        </w:rPr>
         <w:t xml:space="preserve">QUALITY / COMPLIANCE CERTIFICATION</w:t>
       </w:r>
     </w:p>
@@ -1830,6 +2556,14 @@
         <w:tblW w:type="pct" w:w="5000"/>
         <w:tblLook w:firstRow="1" w:lastRow="0" w:firstColumn="0" w:lastColumn="0" w:noHBand="0" w:noVBand="0" w:val="0020"/>
         <w:jc w:val="start"/>
+        <w:tblBorders>
+          <w:top w:val="single" w:sz="4" w:space="0" w:color="B0D4E8"/>
+          <w:left w:val="single" w:sz="4" w:space="0" w:color="B0D4E8"/>
+          <w:bottom w:val="single" w:sz="4" w:space="0" w:color="B0D4E8"/>
+          <w:right w:val="single" w:sz="4" w:space="0" w:color="B0D4E8"/>
+          <w:insideH w:val="single" w:sz="4" w:space="0" w:color="B0D4E8"/>
+          <w:insideV w:val="single" w:sz="4" w:space="0" w:color="B0D4E8"/>
+        </w:tblBorders>
       </w:tblPr>
       <w:tblGrid>
         <w:gridCol w:w="3960"/>
@@ -1840,25 +2574,39 @@
           <w:tblHeader w:val="true"/>
         </w:trPr>
         <w:tc>
-          <w:tcPr/>
-          <w:p>
-            <w:pPr>
-              <w:pStyle w:val="Compact"/>
-              <w:jc w:val="left"/>
-            </w:pPr>
-            <w:r>
+          <w:tcPr>
+            <w:shd w:fill="0099CC" w:val="clear"/>
+          </w:tcPr>
+          <w:p>
+            <w:pPr>
+              <w:pStyle w:val="Compact"/>
+              <w:jc w:val="left"/>
+            </w:pPr>
+            <w:r>
+              <w:rPr>
+                <w:b/>
+                <w:color w:val="FFFFFF"/>
+                <w:sz w:val="20"/>
+              </w:rPr>
               <w:t xml:space="preserve">Field</w:t>
             </w:r>
           </w:p>
         </w:tc>
         <w:tc>
-          <w:tcPr/>
-          <w:p>
-            <w:pPr>
-              <w:pStyle w:val="Compact"/>
-              <w:jc w:val="left"/>
-            </w:pPr>
-            <w:r>
+          <w:tcPr>
+            <w:shd w:fill="0099CC" w:val="clear"/>
+          </w:tcPr>
+          <w:p>
+            <w:pPr>
+              <w:pStyle w:val="Compact"/>
+              <w:jc w:val="left"/>
+            </w:pPr>
+            <w:r>
+              <w:rPr>
+                <w:b/>
+                <w:color w:val="FFFFFF"/>
+                <w:sz w:val="20"/>
+              </w:rPr>
               <w:t xml:space="preserve">Details</w:t>
             </w:r>
           </w:p>
@@ -1866,7 +2614,9 @@
       </w:tr>
       <w:tr>
         <w:tc>
-          <w:tcPr/>
+          <w:tcPr>
+            <w:shd w:fill="FFFFFF" w:val="clear"/>
+          </w:tcPr>
           <w:p>
             <w:pPr>
               <w:pStyle w:val="Compact"/>
@@ -1876,19 +2626,27 @@
               <w:rPr>
                 <w:bCs/>
                 <w:b/>
+                <w:color w:val="1A1A1A"/>
+                <w:sz w:val="19"/>
               </w:rPr>
               <w:t xml:space="preserve">Quality Certificate Received:</w:t>
             </w:r>
           </w:p>
         </w:tc>
         <w:tc>
-          <w:tcPr/>
-          <w:p>
-            <w:pPr>
-              <w:pStyle w:val="Compact"/>
-              <w:jc w:val="left"/>
-            </w:pPr>
-            <w:r>
+          <w:tcPr>
+            <w:shd w:fill="FFFFFF" w:val="clear"/>
+          </w:tcPr>
+          <w:p>
+            <w:pPr>
+              <w:pStyle w:val="Compact"/>
+              <w:jc w:val="left"/>
+            </w:pPr>
+            <w:r>
+              <w:rPr>
+                <w:color w:val="1A1A1A"/>
+                <w:sz w:val="19"/>
+              </w:rPr>
               <w:t xml:space="preserve">[ ] Yes [ ] No [ ] N/A</w:t>
             </w:r>
           </w:p>
@@ -1896,7 +2654,9 @@
       </w:tr>
       <w:tr>
         <w:tc>
-          <w:tcPr/>
+          <w:tcPr>
+            <w:shd w:fill="E8F8FF" w:val="clear"/>
+          </w:tcPr>
           <w:p>
             <w:pPr>
               <w:pStyle w:val="Compact"/>
@@ -1906,19 +2666,27 @@
               <w:rPr>
                 <w:bCs/>
                 <w:b/>
+                <w:color w:val="1A1A1A"/>
+                <w:sz w:val="19"/>
               </w:rPr>
               <w:t xml:space="preserve">Certificate Type:</w:t>
             </w:r>
           </w:p>
         </w:tc>
         <w:tc>
-          <w:tcPr/>
-          <w:p>
-            <w:pPr>
-              <w:pStyle w:val="Compact"/>
-              <w:jc w:val="left"/>
-            </w:pPr>
-            <w:r>
+          <w:tcPr>
+            <w:shd w:fill="E8F8FF" w:val="clear"/>
+          </w:tcPr>
+          <w:p>
+            <w:pPr>
+              <w:pStyle w:val="Compact"/>
+              <w:jc w:val="left"/>
+            </w:pPr>
+            <w:r>
+              <w:rPr>
+                <w:color w:val="1A1A1A"/>
+                <w:sz w:val="19"/>
+              </w:rPr>
               <w:t xml:space="preserve">[ ] SON (Standards Organisation of Nigeria) [ ] NAFDAC [ ] ISO [ ] Other: ________</w:t>
             </w:r>
           </w:p>
@@ -1926,7 +2694,9 @@
       </w:tr>
       <w:tr>
         <w:tc>
-          <w:tcPr/>
+          <w:tcPr>
+            <w:shd w:fill="FFFFFF" w:val="clear"/>
+          </w:tcPr>
           <w:p>
             <w:pPr>
               <w:pStyle w:val="Compact"/>
@@ -1936,19 +2706,27 @@
               <w:rPr>
                 <w:bCs/>
                 <w:b/>
+                <w:color w:val="1A1A1A"/>
+                <w:sz w:val="19"/>
               </w:rPr>
               <w:t xml:space="preserve">Certificate Number:</w:t>
             </w:r>
           </w:p>
         </w:tc>
         <w:tc>
-          <w:tcPr/>
-          <w:p>
-            <w:pPr>
-              <w:pStyle w:val="Compact"/>
-              <w:jc w:val="left"/>
-            </w:pPr>
-            <w:r>
+          <w:tcPr>
+            <w:shd w:fill="FFFFFF" w:val="clear"/>
+          </w:tcPr>
+          <w:p>
+            <w:pPr>
+              <w:pStyle w:val="Compact"/>
+              <w:jc w:val="left"/>
+            </w:pPr>
+            <w:r>
+              <w:rPr>
+                <w:color w:val="1A1A1A"/>
+                <w:sz w:val="19"/>
+              </w:rPr>
               <w:t xml:space="preserve">__________________________________________</w:t>
             </w:r>
           </w:p>
@@ -1956,7 +2734,9 @@
       </w:tr>
       <w:tr>
         <w:tc>
-          <w:tcPr/>
+          <w:tcPr>
+            <w:shd w:fill="E8F8FF" w:val="clear"/>
+          </w:tcPr>
           <w:p>
             <w:pPr>
               <w:pStyle w:val="Compact"/>
@@ -1966,19 +2746,27 @@
               <w:rPr>
                 <w:bCs/>
                 <w:b/>
+                <w:color w:val="1A1A1A"/>
+                <w:sz w:val="19"/>
               </w:rPr>
               <w:t xml:space="preserve">Expiry Date:</w:t>
             </w:r>
           </w:p>
         </w:tc>
         <w:tc>
-          <w:tcPr/>
-          <w:p>
-            <w:pPr>
-              <w:pStyle w:val="Compact"/>
-              <w:jc w:val="left"/>
-            </w:pPr>
-            <w:r>
+          <w:tcPr>
+            <w:shd w:fill="E8F8FF" w:val="clear"/>
+          </w:tcPr>
+          <w:p>
+            <w:pPr>
+              <w:pStyle w:val="Compact"/>
+              <w:jc w:val="left"/>
+            </w:pPr>
+            <w:r>
+              <w:rPr>
+                <w:color w:val="1A1A1A"/>
+                <w:sz w:val="19"/>
+              </w:rPr>
               <w:t xml:space="preserve">______ / ______ / __________ (DD/MM/YYYY)</w:t>
             </w:r>
           </w:p>
@@ -1986,7 +2774,9 @@
       </w:tr>
       <w:tr>
         <w:tc>
-          <w:tcPr/>
+          <w:tcPr>
+            <w:shd w:fill="FFFFFF" w:val="clear"/>
+          </w:tcPr>
           <w:p>
             <w:pPr>
               <w:pStyle w:val="Compact"/>
@@ -1996,19 +2786,27 @@
               <w:rPr>
                 <w:bCs/>
                 <w:b/>
+                <w:color w:val="1A1A1A"/>
+                <w:sz w:val="19"/>
               </w:rPr>
               <w:t xml:space="preserve">Batch/Lot Numbers:</w:t>
             </w:r>
           </w:p>
         </w:tc>
         <w:tc>
-          <w:tcPr/>
-          <w:p>
-            <w:pPr>
-              <w:pStyle w:val="Compact"/>
-              <w:jc w:val="left"/>
-            </w:pPr>
-            <w:r>
+          <w:tcPr>
+            <w:shd w:fill="FFFFFF" w:val="clear"/>
+          </w:tcPr>
+          <w:p>
+            <w:pPr>
+              <w:pStyle w:val="Compact"/>
+              <w:jc w:val="left"/>
+            </w:pPr>
+            <w:r>
+              <w:rPr>
+                <w:color w:val="1A1A1A"/>
+                <w:sz w:val="19"/>
+              </w:rPr>
               <w:t xml:space="preserve">__________________________________________</w:t>
             </w:r>
           </w:p>
@@ -2016,7 +2814,9 @@
       </w:tr>
       <w:tr>
         <w:tc>
-          <w:tcPr/>
+          <w:tcPr>
+            <w:shd w:fill="E8F8FF" w:val="clear"/>
+          </w:tcPr>
           <w:p>
             <w:pPr>
               <w:pStyle w:val="Compact"/>
@@ -2026,19 +2826,27 @@
               <w:rPr>
                 <w:bCs/>
                 <w:b/>
+                <w:color w:val="1A1A1A"/>
+                <w:sz w:val="19"/>
               </w:rPr>
               <w:t xml:space="preserve">Material Safety Data Sheet (MSDS):</w:t>
             </w:r>
           </w:p>
         </w:tc>
         <w:tc>
-          <w:tcPr/>
-          <w:p>
-            <w:pPr>
-              <w:pStyle w:val="Compact"/>
-              <w:jc w:val="left"/>
-            </w:pPr>
-            <w:r>
+          <w:tcPr>
+            <w:shd w:fill="E8F8FF" w:val="clear"/>
+          </w:tcPr>
+          <w:p>
+            <w:pPr>
+              <w:pStyle w:val="Compact"/>
+              <w:jc w:val="left"/>
+            </w:pPr>
+            <w:r>
+              <w:rPr>
+                <w:color w:val="1A1A1A"/>
+                <w:sz w:val="19"/>
+              </w:rPr>
               <w:t xml:space="preserve">[ ] Received [ ] Not Required [ ] Pending</w:t>
             </w:r>
           </w:p>
@@ -2046,7 +2854,9 @@
       </w:tr>
       <w:tr>
         <w:tc>
-          <w:tcPr/>
+          <w:tcPr>
+            <w:shd w:fill="FFFFFF" w:val="clear"/>
+          </w:tcPr>
           <w:p>
             <w:pPr>
               <w:pStyle w:val="Compact"/>
@@ -2056,19 +2866,27 @@
               <w:rPr>
                 <w:bCs/>
                 <w:b/>
+                <w:color w:val="1A1A1A"/>
+                <w:sz w:val="19"/>
               </w:rPr>
               <w:t xml:space="preserve">Mandatory Inspection Required:</w:t>
             </w:r>
           </w:p>
         </w:tc>
         <w:tc>
-          <w:tcPr/>
-          <w:p>
-            <w:pPr>
-              <w:pStyle w:val="Compact"/>
-              <w:jc w:val="left"/>
-            </w:pPr>
-            <w:r>
+          <w:tcPr>
+            <w:shd w:fill="FFFFFF" w:val="clear"/>
+          </w:tcPr>
+          <w:p>
+            <w:pPr>
+              <w:pStyle w:val="Compact"/>
+              <w:jc w:val="left"/>
+            </w:pPr>
+            <w:r>
+              <w:rPr>
+                <w:color w:val="1A1A1A"/>
+                <w:sz w:val="19"/>
+              </w:rPr>
               <w:t xml:space="preserve">[ ] Electronics [ ] Food/Consumables [ ] Chemicals [ ] None</w:t>
             </w:r>
           </w:p>
@@ -2086,9 +2904,29 @@
     <w:bookmarkStart w:id="30" w:name="storage-details"/>
     <w:p>
       <w:pPr>
+        <w:pBdr>
+          <w:top w:val="single" w:sz="18" w:space="1" w:color="F5A623"/>
+          <w:bottom w:val="single" w:sz="6" w:space="1" w:color="0099CC"/>
+        </w:pBdr>
+        <w:spacing w:before="200" w:after="200"/>
+      </w:pPr>
+    </w:p>
+    <w:p>
+      <w:pPr>
         <w:pStyle w:val="Heading2"/>
-      </w:pPr>
-      <w:r>
+        <w:rPr>
+          <w:color w:val="0099CC"/>
+        </w:rPr>
+        <w:pBdr>
+          <w:bottom w:val="single" w:sz="6" w:space="2" w:color="00BFFF"/>
+        </w:pBdr>
+      </w:pPr>
+      <w:r>
+        <w:rPr>
+          <w:b/>
+          <w:color w:val="0099CC"/>
+          <w:sz w:val="32"/>
+        </w:rPr>
         <w:t xml:space="preserve">STORAGE DETAILS</w:t>
       </w:r>
     </w:p>
@@ -2098,6 +2936,14 @@
         <w:tblW w:type="pct" w:w="5000"/>
         <w:tblLook w:firstRow="1" w:lastRow="0" w:firstColumn="0" w:lastColumn="0" w:noHBand="0" w:noVBand="0" w:val="0020"/>
         <w:jc w:val="start"/>
+        <w:tblBorders>
+          <w:top w:val="single" w:sz="4" w:space="0" w:color="B0D4E8"/>
+          <w:left w:val="single" w:sz="4" w:space="0" w:color="B0D4E8"/>
+          <w:bottom w:val="single" w:sz="4" w:space="0" w:color="B0D4E8"/>
+          <w:right w:val="single" w:sz="4" w:space="0" w:color="B0D4E8"/>
+          <w:insideH w:val="single" w:sz="4" w:space="0" w:color="B0D4E8"/>
+          <w:insideV w:val="single" w:sz="4" w:space="0" w:color="B0D4E8"/>
+        </w:tblBorders>
       </w:tblPr>
       <w:tblGrid>
         <w:gridCol w:w="3960"/>
@@ -2108,25 +2954,39 @@
           <w:tblHeader w:val="true"/>
         </w:trPr>
         <w:tc>
-          <w:tcPr/>
-          <w:p>
-            <w:pPr>
-              <w:pStyle w:val="Compact"/>
-              <w:jc w:val="left"/>
-            </w:pPr>
-            <w:r>
+          <w:tcPr>
+            <w:shd w:fill="0099CC" w:val="clear"/>
+          </w:tcPr>
+          <w:p>
+            <w:pPr>
+              <w:pStyle w:val="Compact"/>
+              <w:jc w:val="left"/>
+            </w:pPr>
+            <w:r>
+              <w:rPr>
+                <w:b/>
+                <w:color w:val="FFFFFF"/>
+                <w:sz w:val="20"/>
+              </w:rPr>
               <w:t xml:space="preserve">Field</w:t>
             </w:r>
           </w:p>
         </w:tc>
         <w:tc>
-          <w:tcPr/>
-          <w:p>
-            <w:pPr>
-              <w:pStyle w:val="Compact"/>
-              <w:jc w:val="left"/>
-            </w:pPr>
-            <w:r>
+          <w:tcPr>
+            <w:shd w:fill="0099CC" w:val="clear"/>
+          </w:tcPr>
+          <w:p>
+            <w:pPr>
+              <w:pStyle w:val="Compact"/>
+              <w:jc w:val="left"/>
+            </w:pPr>
+            <w:r>
+              <w:rPr>
+                <w:b/>
+                <w:color w:val="FFFFFF"/>
+                <w:sz w:val="20"/>
+              </w:rPr>
               <w:t xml:space="preserve">Details</w:t>
             </w:r>
           </w:p>
@@ -2134,7 +2994,9 @@
       </w:tr>
       <w:tr>
         <w:tc>
-          <w:tcPr/>
+          <w:tcPr>
+            <w:shd w:fill="FFFFFF" w:val="clear"/>
+          </w:tcPr>
           <w:p>
             <w:pPr>
               <w:pStyle w:val="Compact"/>
@@ -2144,19 +3006,27 @@
               <w:rPr>
                 <w:bCs/>
                 <w:b/>
+                <w:color w:val="1A1A1A"/>
+                <w:sz w:val="19"/>
               </w:rPr>
               <w:t xml:space="preserve">Warehouse/Store Location:</w:t>
             </w:r>
           </w:p>
         </w:tc>
         <w:tc>
-          <w:tcPr/>
-          <w:p>
-            <w:pPr>
-              <w:pStyle w:val="Compact"/>
-              <w:jc w:val="left"/>
-            </w:pPr>
-            <w:r>
+          <w:tcPr>
+            <w:shd w:fill="FFFFFF" w:val="clear"/>
+          </w:tcPr>
+          <w:p>
+            <w:pPr>
+              <w:pStyle w:val="Compact"/>
+              <w:jc w:val="left"/>
+            </w:pPr>
+            <w:r>
+              <w:rPr>
+                <w:color w:val="1A1A1A"/>
+                <w:sz w:val="19"/>
+              </w:rPr>
               <w:t xml:space="preserve">__________________________________________</w:t>
             </w:r>
           </w:p>
@@ -2164,7 +3034,9 @@
       </w:tr>
       <w:tr>
         <w:tc>
-          <w:tcPr/>
+          <w:tcPr>
+            <w:shd w:fill="E8F8FF" w:val="clear"/>
+          </w:tcPr>
           <w:p>
             <w:pPr>
               <w:pStyle w:val="Compact"/>
@@ -2174,19 +3046,27 @@
               <w:rPr>
                 <w:bCs/>
                 <w:b/>
+                <w:color w:val="1A1A1A"/>
+                <w:sz w:val="19"/>
               </w:rPr>
               <w:t xml:space="preserve">Bin/Shelf Number:</w:t>
             </w:r>
           </w:p>
         </w:tc>
         <w:tc>
-          <w:tcPr/>
-          <w:p>
-            <w:pPr>
-              <w:pStyle w:val="Compact"/>
-              <w:jc w:val="left"/>
-            </w:pPr>
-            <w:r>
+          <w:tcPr>
+            <w:shd w:fill="E8F8FF" w:val="clear"/>
+          </w:tcPr>
+          <w:p>
+            <w:pPr>
+              <w:pStyle w:val="Compact"/>
+              <w:jc w:val="left"/>
+            </w:pPr>
+            <w:r>
+              <w:rPr>
+                <w:color w:val="1A1A1A"/>
+                <w:sz w:val="19"/>
+              </w:rPr>
               <w:t xml:space="preserve">__________________________________________</w:t>
             </w:r>
           </w:p>
@@ -2194,7 +3074,9 @@
       </w:tr>
       <w:tr>
         <w:tc>
-          <w:tcPr/>
+          <w:tcPr>
+            <w:shd w:fill="FFFFFF" w:val="clear"/>
+          </w:tcPr>
           <w:p>
             <w:pPr>
               <w:pStyle w:val="Compact"/>
@@ -2204,19 +3086,27 @@
               <w:rPr>
                 <w:bCs/>
                 <w:b/>
+                <w:color w:val="1A1A1A"/>
+                <w:sz w:val="19"/>
               </w:rPr>
               <w:t xml:space="preserve">Stock Code (if applicable):</w:t>
             </w:r>
           </w:p>
         </w:tc>
         <w:tc>
-          <w:tcPr/>
-          <w:p>
-            <w:pPr>
-              <w:pStyle w:val="Compact"/>
-              <w:jc w:val="left"/>
-            </w:pPr>
-            <w:r>
+          <w:tcPr>
+            <w:shd w:fill="FFFFFF" w:val="clear"/>
+          </w:tcPr>
+          <w:p>
+            <w:pPr>
+              <w:pStyle w:val="Compact"/>
+              <w:jc w:val="left"/>
+            </w:pPr>
+            <w:r>
+              <w:rPr>
+                <w:color w:val="1A1A1A"/>
+                <w:sz w:val="19"/>
+              </w:rPr>
               <w:t xml:space="preserve">__________________________________________</w:t>
             </w:r>
           </w:p>
@@ -2234,9 +3124,29 @@
     <w:bookmarkStart w:id="31" w:name="signatures"/>
     <w:p>
       <w:pPr>
+        <w:pBdr>
+          <w:top w:val="single" w:sz="18" w:space="1" w:color="F5A623"/>
+          <w:bottom w:val="single" w:sz="6" w:space="1" w:color="0099CC"/>
+        </w:pBdr>
+        <w:spacing w:before="200" w:after="200"/>
+      </w:pPr>
+    </w:p>
+    <w:p>
+      <w:pPr>
         <w:pStyle w:val="Heading2"/>
-      </w:pPr>
-      <w:r>
+        <w:rPr>
+          <w:color w:val="0099CC"/>
+        </w:rPr>
+        <w:pBdr>
+          <w:bottom w:val="single" w:sz="6" w:space="2" w:color="00BFFF"/>
+        </w:pBdr>
+      </w:pPr>
+      <w:r>
+        <w:rPr>
+          <w:b/>
+          <w:color w:val="0099CC"/>
+          <w:sz w:val="32"/>
+        </w:rPr>
         <w:t xml:space="preserve">SIGNATURES</w:t>
       </w:r>
     </w:p>
@@ -2246,6 +3156,14 @@
         <w:tblW w:type="pct" w:w="5000"/>
         <w:tblLook w:firstRow="1" w:lastRow="0" w:firstColumn="0" w:lastColumn="0" w:noHBand="0" w:noVBand="0" w:val="0020"/>
         <w:jc w:val="start"/>
+        <w:tblBorders>
+          <w:top w:val="single" w:sz="4" w:space="0" w:color="B0D4E8"/>
+          <w:left w:val="single" w:sz="4" w:space="0" w:color="B0D4E8"/>
+          <w:bottom w:val="single" w:sz="4" w:space="0" w:color="B0D4E8"/>
+          <w:right w:val="single" w:sz="4" w:space="0" w:color="B0D4E8"/>
+          <w:insideH w:val="single" w:sz="4" w:space="0" w:color="B0D4E8"/>
+          <w:insideV w:val="single" w:sz="4" w:space="0" w:color="B0D4E8"/>
+        </w:tblBorders>
       </w:tblPr>
       <w:tblGrid>
         <w:gridCol w:w="1980"/>
@@ -2258,49 +3176,77 @@
           <w:tblHeader w:val="true"/>
         </w:trPr>
         <w:tc>
-          <w:tcPr/>
-          <w:p>
-            <w:pPr>
-              <w:pStyle w:val="Compact"/>
-              <w:jc w:val="left"/>
-            </w:pPr>
-            <w:r>
+          <w:tcPr>
+            <w:shd w:fill="0099CC" w:val="clear"/>
+          </w:tcPr>
+          <w:p>
+            <w:pPr>
+              <w:pStyle w:val="Compact"/>
+              <w:jc w:val="left"/>
+            </w:pPr>
+            <w:r>
+              <w:rPr>
+                <w:b/>
+                <w:color w:val="FFFFFF"/>
+                <w:sz w:val="20"/>
+              </w:rPr>
               <w:t xml:space="preserve">Role</w:t>
             </w:r>
           </w:p>
         </w:tc>
         <w:tc>
-          <w:tcPr/>
-          <w:p>
-            <w:pPr>
-              <w:pStyle w:val="Compact"/>
-              <w:jc w:val="left"/>
-            </w:pPr>
-            <w:r>
+          <w:tcPr>
+            <w:shd w:fill="0099CC" w:val="clear"/>
+          </w:tcPr>
+          <w:p>
+            <w:pPr>
+              <w:pStyle w:val="Compact"/>
+              <w:jc w:val="left"/>
+            </w:pPr>
+            <w:r>
+              <w:rPr>
+                <w:b/>
+                <w:color w:val="FFFFFF"/>
+                <w:sz w:val="20"/>
+              </w:rPr>
               <w:t xml:space="preserve">Name</w:t>
             </w:r>
           </w:p>
         </w:tc>
         <w:tc>
-          <w:tcPr/>
-          <w:p>
-            <w:pPr>
-              <w:pStyle w:val="Compact"/>
-              <w:jc w:val="left"/>
-            </w:pPr>
-            <w:r>
+          <w:tcPr>
+            <w:shd w:fill="0099CC" w:val="clear"/>
+          </w:tcPr>
+          <w:p>
+            <w:pPr>
+              <w:pStyle w:val="Compact"/>
+              <w:jc w:val="left"/>
+            </w:pPr>
+            <w:r>
+              <w:rPr>
+                <w:b/>
+                <w:color w:val="FFFFFF"/>
+                <w:sz w:val="20"/>
+              </w:rPr>
               <w:t xml:space="preserve">Signature</w:t>
             </w:r>
           </w:p>
         </w:tc>
         <w:tc>
-          <w:tcPr/>
-          <w:p>
-            <w:pPr>
-              <w:pStyle w:val="Compact"/>
-              <w:jc w:val="left"/>
-            </w:pPr>
-            <w:r>
+          <w:tcPr>
+            <w:shd w:fill="0099CC" w:val="clear"/>
+          </w:tcPr>
+          <w:p>
+            <w:pPr>
+              <w:pStyle w:val="Compact"/>
+              <w:jc w:val="left"/>
+            </w:pPr>
+            <w:r>
+              <w:rPr>
+                <w:b/>
+                <w:color w:val="FFFFFF"/>
+                <w:sz w:val="20"/>
+              </w:rPr>
               <w:t xml:space="preserve">Date</w:t>
             </w:r>
           </w:p>
@@ -2308,7 +3254,9 @@
       </w:tr>
       <w:tr>
         <w:tc>
-          <w:tcPr/>
+          <w:tcPr>
+            <w:shd w:fill="FFFFFF" w:val="clear"/>
+          </w:tcPr>
           <w:p>
             <w:pPr>
               <w:pStyle w:val="Compact"/>
@@ -2318,43 +3266,63 @@
               <w:rPr>
                 <w:bCs/>
                 <w:b/>
+                <w:color w:val="1A1A1A"/>
+                <w:sz w:val="19"/>
               </w:rPr>
               <w:t xml:space="preserve">Received By (Stores Personnel):</w:t>
             </w:r>
           </w:p>
         </w:tc>
         <w:tc>
-          <w:tcPr/>
-          <w:p>
-            <w:pPr>
-              <w:pStyle w:val="Compact"/>
-              <w:jc w:val="left"/>
-            </w:pPr>
-            <w:r>
+          <w:tcPr>
+            <w:shd w:fill="FFFFFF" w:val="clear"/>
+          </w:tcPr>
+          <w:p>
+            <w:pPr>
+              <w:pStyle w:val="Compact"/>
+              <w:jc w:val="left"/>
+            </w:pPr>
+            <w:r>
+              <w:rPr>
+                <w:color w:val="1A1A1A"/>
+                <w:sz w:val="19"/>
+              </w:rPr>
               <w:t xml:space="preserve">__________________</w:t>
             </w:r>
           </w:p>
         </w:tc>
         <w:tc>
-          <w:tcPr/>
-          <w:p>
-            <w:pPr>
-              <w:pStyle w:val="Compact"/>
-              <w:jc w:val="left"/>
-            </w:pPr>
-            <w:r>
+          <w:tcPr>
+            <w:shd w:fill="FFFFFF" w:val="clear"/>
+          </w:tcPr>
+          <w:p>
+            <w:pPr>
+              <w:pStyle w:val="Compact"/>
+              <w:jc w:val="left"/>
+            </w:pPr>
+            <w:r>
+              <w:rPr>
+                <w:color w:val="1A1A1A"/>
+                <w:sz w:val="19"/>
+              </w:rPr>
               <w:t xml:space="preserve">__________________</w:t>
             </w:r>
           </w:p>
         </w:tc>
         <w:tc>
-          <w:tcPr/>
-          <w:p>
-            <w:pPr>
-              <w:pStyle w:val="Compact"/>
-              <w:jc w:val="left"/>
-            </w:pPr>
-            <w:r>
+          <w:tcPr>
+            <w:shd w:fill="FFFFFF" w:val="clear"/>
+          </w:tcPr>
+          <w:p>
+            <w:pPr>
+              <w:pStyle w:val="Compact"/>
+              <w:jc w:val="left"/>
+            </w:pPr>
+            <w:r>
+              <w:rPr>
+                <w:color w:val="1A1A1A"/>
+                <w:sz w:val="19"/>
+              </w:rPr>
               <w:t xml:space="preserve">____/____/________</w:t>
             </w:r>
           </w:p>
@@ -2362,7 +3330,9 @@
       </w:tr>
       <w:tr>
         <w:tc>
-          <w:tcPr/>
+          <w:tcPr>
+            <w:shd w:fill="E8F8FF" w:val="clear"/>
+          </w:tcPr>
           <w:p>
             <w:pPr>
               <w:pStyle w:val="Compact"/>
@@ -2372,43 +3342,63 @@
               <w:rPr>
                 <w:bCs/>
                 <w:b/>
+                <w:color w:val="1A1A1A"/>
+                <w:sz w:val="19"/>
               </w:rPr>
               <w:t xml:space="preserve">Inspected By (Quality/Technical):</w:t>
             </w:r>
           </w:p>
         </w:tc>
         <w:tc>
-          <w:tcPr/>
-          <w:p>
-            <w:pPr>
-              <w:pStyle w:val="Compact"/>
-              <w:jc w:val="left"/>
-            </w:pPr>
-            <w:r>
+          <w:tcPr>
+            <w:shd w:fill="E8F8FF" w:val="clear"/>
+          </w:tcPr>
+          <w:p>
+            <w:pPr>
+              <w:pStyle w:val="Compact"/>
+              <w:jc w:val="left"/>
+            </w:pPr>
+            <w:r>
+              <w:rPr>
+                <w:color w:val="1A1A1A"/>
+                <w:sz w:val="19"/>
+              </w:rPr>
               <w:t xml:space="preserve">__________________</w:t>
             </w:r>
           </w:p>
         </w:tc>
         <w:tc>
-          <w:tcPr/>
-          <w:p>
-            <w:pPr>
-              <w:pStyle w:val="Compact"/>
-              <w:jc w:val="left"/>
-            </w:pPr>
-            <w:r>
+          <w:tcPr>
+            <w:shd w:fill="E8F8FF" w:val="clear"/>
+          </w:tcPr>
+          <w:p>
+            <w:pPr>
+              <w:pStyle w:val="Compact"/>
+              <w:jc w:val="left"/>
+            </w:pPr>
+            <w:r>
+              <w:rPr>
+                <w:color w:val="1A1A1A"/>
+                <w:sz w:val="19"/>
+              </w:rPr>
               <w:t xml:space="preserve">__________________</w:t>
             </w:r>
           </w:p>
         </w:tc>
         <w:tc>
-          <w:tcPr/>
-          <w:p>
-            <w:pPr>
-              <w:pStyle w:val="Compact"/>
-              <w:jc w:val="left"/>
-            </w:pPr>
-            <w:r>
+          <w:tcPr>
+            <w:shd w:fill="E8F8FF" w:val="clear"/>
+          </w:tcPr>
+          <w:p>
+            <w:pPr>
+              <w:pStyle w:val="Compact"/>
+              <w:jc w:val="left"/>
+            </w:pPr>
+            <w:r>
+              <w:rPr>
+                <w:color w:val="1A1A1A"/>
+                <w:sz w:val="19"/>
+              </w:rPr>
               <w:t xml:space="preserve">____/____/________</w:t>
             </w:r>
           </w:p>
@@ -2416,7 +3406,9 @@
       </w:tr>
       <w:tr>
         <w:tc>
-          <w:tcPr/>
+          <w:tcPr>
+            <w:shd w:fill="FFFFFF" w:val="clear"/>
+          </w:tcPr>
           <w:p>
             <w:pPr>
               <w:pStyle w:val="Compact"/>
@@ -2426,43 +3418,63 @@
               <w:rPr>
                 <w:bCs/>
                 <w:b/>
+                <w:color w:val="1A1A1A"/>
+                <w:sz w:val="19"/>
               </w:rPr>
               <w:t xml:space="preserve">Warehouse/Store Manager:</w:t>
             </w:r>
           </w:p>
         </w:tc>
         <w:tc>
-          <w:tcPr/>
-          <w:p>
-            <w:pPr>
-              <w:pStyle w:val="Compact"/>
-              <w:jc w:val="left"/>
-            </w:pPr>
-            <w:r>
+          <w:tcPr>
+            <w:shd w:fill="FFFFFF" w:val="clear"/>
+          </w:tcPr>
+          <w:p>
+            <w:pPr>
+              <w:pStyle w:val="Compact"/>
+              <w:jc w:val="left"/>
+            </w:pPr>
+            <w:r>
+              <w:rPr>
+                <w:color w:val="1A1A1A"/>
+                <w:sz w:val="19"/>
+              </w:rPr>
               <w:t xml:space="preserve">__________________</w:t>
             </w:r>
           </w:p>
         </w:tc>
         <w:tc>
-          <w:tcPr/>
-          <w:p>
-            <w:pPr>
-              <w:pStyle w:val="Compact"/>
-              <w:jc w:val="left"/>
-            </w:pPr>
-            <w:r>
+          <w:tcPr>
+            <w:shd w:fill="FFFFFF" w:val="clear"/>
+          </w:tcPr>
+          <w:p>
+            <w:pPr>
+              <w:pStyle w:val="Compact"/>
+              <w:jc w:val="left"/>
+            </w:pPr>
+            <w:r>
+              <w:rPr>
+                <w:color w:val="1A1A1A"/>
+                <w:sz w:val="19"/>
+              </w:rPr>
               <w:t xml:space="preserve">__________________</w:t>
             </w:r>
           </w:p>
         </w:tc>
         <w:tc>
-          <w:tcPr/>
-          <w:p>
-            <w:pPr>
-              <w:pStyle w:val="Compact"/>
-              <w:jc w:val="left"/>
-            </w:pPr>
-            <w:r>
+          <w:tcPr>
+            <w:shd w:fill="FFFFFF" w:val="clear"/>
+          </w:tcPr>
+          <w:p>
+            <w:pPr>
+              <w:pStyle w:val="Compact"/>
+              <w:jc w:val="left"/>
+            </w:pPr>
+            <w:r>
+              <w:rPr>
+                <w:color w:val="1A1A1A"/>
+                <w:sz w:val="19"/>
+              </w:rPr>
               <w:t xml:space="preserve">____/____/________</w:t>
             </w:r>
           </w:p>
@@ -2470,7 +3482,9 @@
       </w:tr>
       <w:tr>
         <w:tc>
-          <w:tcPr/>
+          <w:tcPr>
+            <w:shd w:fill="E8F8FF" w:val="clear"/>
+          </w:tcPr>
           <w:p>
             <w:pPr>
               <w:pStyle w:val="Compact"/>
@@ -2480,43 +3494,63 @@
               <w:rPr>
                 <w:bCs/>
                 <w:b/>
+                <w:color w:val="1A1A1A"/>
+                <w:sz w:val="19"/>
               </w:rPr>
               <w:t xml:space="preserve">Finance/Accounts (Noted):</w:t>
             </w:r>
           </w:p>
         </w:tc>
         <w:tc>
-          <w:tcPr/>
-          <w:p>
-            <w:pPr>
-              <w:pStyle w:val="Compact"/>
-              <w:jc w:val="left"/>
-            </w:pPr>
-            <w:r>
+          <w:tcPr>
+            <w:shd w:fill="E8F8FF" w:val="clear"/>
+          </w:tcPr>
+          <w:p>
+            <w:pPr>
+              <w:pStyle w:val="Compact"/>
+              <w:jc w:val="left"/>
+            </w:pPr>
+            <w:r>
+              <w:rPr>
+                <w:color w:val="1A1A1A"/>
+                <w:sz w:val="19"/>
+              </w:rPr>
               <w:t xml:space="preserve">__________________</w:t>
             </w:r>
           </w:p>
         </w:tc>
         <w:tc>
-          <w:tcPr/>
-          <w:p>
-            <w:pPr>
-              <w:pStyle w:val="Compact"/>
-              <w:jc w:val="left"/>
-            </w:pPr>
-            <w:r>
+          <w:tcPr>
+            <w:shd w:fill="E8F8FF" w:val="clear"/>
+          </w:tcPr>
+          <w:p>
+            <w:pPr>
+              <w:pStyle w:val="Compact"/>
+              <w:jc w:val="left"/>
+            </w:pPr>
+            <w:r>
+              <w:rPr>
+                <w:color w:val="1A1A1A"/>
+                <w:sz w:val="19"/>
+              </w:rPr>
               <w:t xml:space="preserve">__________________</w:t>
             </w:r>
           </w:p>
         </w:tc>
         <w:tc>
-          <w:tcPr/>
-          <w:p>
-            <w:pPr>
-              <w:pStyle w:val="Compact"/>
-              <w:jc w:val="left"/>
-            </w:pPr>
-            <w:r>
+          <w:tcPr>
+            <w:shd w:fill="E8F8FF" w:val="clear"/>
+          </w:tcPr>
+          <w:p>
+            <w:pPr>
+              <w:pStyle w:val="Compact"/>
+              <w:jc w:val="left"/>
+            </w:pPr>
+            <w:r>
+              <w:rPr>
+                <w:color w:val="1A1A1A"/>
+                <w:sz w:val="19"/>
+              </w:rPr>
               <w:t xml:space="preserve">____/____/________</w:t>
             </w:r>
           </w:p>
@@ -2533,6 +3567,10 @@
     <w:p>
       <w:pPr>
         <w:pStyle w:val="BlockText"/>
+        <w:pBdr>
+          <w:left w:val="single" w:sz="24" w:space="6" w:color="F5A623"/>
+        </w:pBdr>
+        <w:shd w:fill="FFF8E1" w:val="clear"/>
       </w:pPr>
       <w:r>
         <w:rPr>
@@ -2605,6 +3643,29 @@
         <w:right w:val="single" w:sz="18" w:space="24" w:color="E08A00"/>
       </w:pgBorders>
     </w:sectPr>
+    <w:p>
+      <w:pPr>
+        <w:pBdr>
+          <w:top w:val="single" w:sz="36" w:space="1" w:color="F5A623"/>
+          <w:bottom w:val="single" w:sz="12" w:space="0" w:color="00BFFF"/>
+        </w:pBdr>
+        <w:spacing w:before="300" w:after="0"/>
+      </w:pPr>
+    </w:p>
+    <w:p>
+      <w:pPr>
+        <w:jc w:val="center"/>
+        <w:spacing w:before="60" w:after="0"/>
+      </w:pPr>
+      <w:r>
+        <w:rPr>
+          <w:color w:val="0099CC"/>
+          <w:sz w:val="16"/>
+          <w:szCs w:val="16"/>
+        </w:rPr>
+        <w:t xml:space="preserve">PECH Group Holdings Ltd  |  Lagos, Nigeria  |  pechgroupholdings.tech</w:t>
+      </w:r>
+    </w:p>
   </w:body>
 </w:document>
 </file>

--- a/business_documents/PECH_GOODS_RECEIVED_NOTE.docx
+++ b/business_documents/PECH_GOODS_RECEIVED_NOTE.docx
@@ -58,71 +58,34 @@
         <w:spacing w:after="0"/>
       </w:pPr>
     </w:p>
-    <w:bookmarkStart w:id="32" w:name="pech-group-holdings-ltd"/>
-    <w:p>
-      <w:pPr>
-        <w:pStyle w:val="Heading1"/>
-        <w:rPr>
-          <w:color w:val="0099CC"/>
-        </w:rPr>
-        <w:pBdr>
-          <w:bottom w:val="single" w:sz="18" w:space="2" w:color="F5A623"/>
-        </w:pBdr>
-      </w:pPr>
-      <w:r>
-        <w:rPr>
-          <w:b/>
-          <w:color w:val="0099CC"/>
-          <w:sz w:val="44"/>
-        </w:rPr>
-        <w:t xml:space="preserve">PECH GROUP HOLDINGS LTD</w:t>
-      </w:r>
-    </w:p>
-    <w:bookmarkStart w:id="22" w:name="goods-received-note-grn"/>
-    <w:p>
-      <w:pPr>
-        <w:pBdr>
-          <w:top w:val="single" w:sz="18" w:space="1" w:color="F5A623"/>
-          <w:bottom w:val="single" w:sz="6" w:space="1" w:color="0099CC"/>
-        </w:pBdr>
-        <w:spacing w:before="200" w:after="200"/>
-      </w:pPr>
-    </w:p>
-    <w:p>
-      <w:pPr>
-        <w:pStyle w:val="Heading2"/>
-        <w:rPr>
-          <w:color w:val="0099CC"/>
-        </w:rPr>
-        <w:pBdr>
-          <w:bottom w:val="single" w:sz="6" w:space="2" w:color="00BFFF"/>
-        </w:pBdr>
-      </w:pPr>
-      <w:r>
-        <w:rPr>
-          <w:b/>
-          <w:color w:val="0099CC"/>
-          <w:sz w:val="32"/>
-        </w:rPr>
+    <w:p>
+      <w:pPr>
+        <w:pStyle w:val="FirstParagraph"/>
+      </w:pPr>
+      <w:r>
+        <w:t xml:space="preserve">📦</w:t>
+      </w:r>
+    </w:p>
+    <w:p>
+      <w:pPr>
+        <w:pStyle w:val="BodyText"/>
+      </w:pPr>
+      <w:r>
         <w:t xml:space="preserve">GOODS RECEIVED NOTE (GRN)</w:t>
       </w:r>
     </w:p>
-    <w:bookmarkStart w:id="21" w:name="confidential"/>
-    <w:p>
-      <w:pPr>
-        <w:pStyle w:val="Heading3"/>
-        <w:rPr>
-          <w:color w:val="E08A00"/>
-        </w:rPr>
-      </w:pPr>
-      <w:r>
-        <w:rPr>
-          <w:b/>
-          <w:color w:val="E08A00"/>
-          <w:sz w:val="26"/>
-        </w:rPr>
-        <w:t xml:space="preserve">CONFIDENTIAL</w:t>
-      </w:r>
+    <w:p>
+      <w:pPr>
+        <w:pStyle w:val="BodyText"/>
+      </w:pPr>
+      <w:r>
+        <w:t xml:space="preserve"> </w:t>
+      </w:r>
+    </w:p>
+    <w:p>
+      <w:pPr>
+        <w:pStyle w:val="BodyText"/>
+      </w:pPr>
     </w:p>
     <w:p>
       <w:r>
@@ -131,51 +94,7 @@
         </w:pict>
       </w:r>
     </w:p>
-    <w:p>
-      <w:pPr>
-        <w:pStyle w:val="FirstParagraph"/>
-      </w:pPr>
-      <w:r>
-        <w:rPr>
-          <w:bCs/>
-          <w:b/>
-        </w:rPr>
-        <w:t xml:space="preserve">PECH Group Holdings Ltd</w:t>
-      </w:r>
-      <w:r>
-        <w:t xml:space="preserve"> </w:t>
-      </w:r>
-      <w:r>
-        <w:t xml:space="preserve">Lagos, Nigeria</w:t>
-      </w:r>
-      <w:r>
-        <w:t xml:space="preserve"> </w:t>
-      </w:r>
-      <w:r>
-        <w:t xml:space="preserve">Website:</w:t>
-      </w:r>
-      <w:r>
-        <w:t xml:space="preserve"> </w:t>
-      </w:r>
-      <w:hyperlink r:id="rId20">
-        <w:r>
-          <w:rPr>
-            <w:rStyle w:val="Hyperlink"/>
-          </w:rPr>
-          <w:t xml:space="preserve">pechgroupholdings.tech</w:t>
-        </w:r>
-      </w:hyperlink>
-    </w:p>
-    <w:p>
-      <w:r>
-        <w:pict>
-          <v:rect style="width:0;height:1.5pt" o:hralign="center" o:hrstd="t" o:hr="t"/>
-        </w:pict>
-      </w:r>
-    </w:p>
-    <w:bookmarkEnd w:id="21"/>
-    <w:bookmarkEnd w:id="22"/>
-    <w:bookmarkStart w:id="23" w:name="grn-details"/>
+    <w:bookmarkStart w:id="20" w:name="grn-details"/>
     <w:p>
       <w:pPr>
         <w:pBdr>
@@ -514,8 +433,8 @@
         </w:pict>
       </w:r>
     </w:p>
-    <w:bookmarkEnd w:id="23"/>
-    <w:bookmarkStart w:id="24" w:name="supplier-information"/>
+    <w:bookmarkEnd w:id="20"/>
+    <w:bookmarkStart w:id="21" w:name="supplier-information"/>
     <w:p>
       <w:pPr>
         <w:pBdr>
@@ -774,8 +693,8 @@
         </w:pict>
       </w:r>
     </w:p>
-    <w:bookmarkEnd w:id="24"/>
-    <w:bookmarkStart w:id="25" w:name="delivery-details"/>
+    <w:bookmarkEnd w:id="21"/>
+    <w:bookmarkStart w:id="22" w:name="delivery-details"/>
     <w:p>
       <w:pPr>
         <w:pBdr>
@@ -1034,8 +953,8 @@
         </w:pict>
       </w:r>
     </w:p>
-    <w:bookmarkEnd w:id="25"/>
-    <w:bookmarkStart w:id="26" w:name="items-received"/>
+    <w:bookmarkEnd w:id="22"/>
+    <w:bookmarkStart w:id="23" w:name="items-received"/>
     <w:p>
       <w:pPr>
         <w:pBdr>
@@ -1874,8 +1793,8 @@
         </w:pict>
       </w:r>
     </w:p>
-    <w:bookmarkEnd w:id="26"/>
-    <w:bookmarkStart w:id="27" w:name="condition-of-goods"/>
+    <w:bookmarkEnd w:id="23"/>
+    <w:bookmarkStart w:id="24" w:name="condition-of-goods"/>
     <w:p>
       <w:pPr>
         <w:pBdr>
@@ -2096,8 +2015,8 @@
         </w:pict>
       </w:r>
     </w:p>
-    <w:bookmarkEnd w:id="27"/>
-    <w:bookmarkStart w:id="28" w:name="discrepancy-report"/>
+    <w:bookmarkEnd w:id="24"/>
+    <w:bookmarkStart w:id="25" w:name="discrepancy-report"/>
     <w:p>
       <w:pPr>
         <w:pBdr>
@@ -2520,8 +2439,8 @@
         </w:pict>
       </w:r>
     </w:p>
-    <w:bookmarkEnd w:id="28"/>
-    <w:bookmarkStart w:id="29" w:name="quality-compliance-certification"/>
+    <w:bookmarkEnd w:id="25"/>
+    <w:bookmarkStart w:id="26" w:name="quality-compliance-certification"/>
     <w:p>
       <w:pPr>
         <w:pBdr>
@@ -2900,8 +2819,8 @@
         </w:pict>
       </w:r>
     </w:p>
-    <w:bookmarkEnd w:id="29"/>
-    <w:bookmarkStart w:id="30" w:name="storage-details"/>
+    <w:bookmarkEnd w:id="26"/>
+    <w:bookmarkStart w:id="27" w:name="storage-details"/>
     <w:p>
       <w:pPr>
         <w:pBdr>
@@ -3120,8 +3039,8 @@
         </w:pict>
       </w:r>
     </w:p>
-    <w:bookmarkEnd w:id="30"/>
-    <w:bookmarkStart w:id="31" w:name="signatures"/>
+    <w:bookmarkEnd w:id="27"/>
+    <w:bookmarkStart w:id="28" w:name="signatures"/>
     <w:p>
       <w:pPr>
         <w:pBdr>
@@ -3633,16 +3552,8 @@
         <w:t xml:space="preserve">Technology &amp; Infrastructure Enablers for People</w:t>
       </w:r>
     </w:p>
-    <w:bookmarkEnd w:id="31"/>
-    <w:bookmarkEnd w:id="32"/>
-    <w:sectPr>
-      <w:pgBorders w:offsetFrom="page">
-        <w:top w:val="single" w:sz="18" w:space="24" w:color="00BFFF"/>
-        <w:left w:val="single" w:sz="18" w:space="24" w:color="0099CC"/>
-        <w:bottom w:val="single" w:sz="18" w:space="24" w:color="F5A623"/>
-        <w:right w:val="single" w:sz="18" w:space="24" w:color="E08A00"/>
-      </w:pgBorders>
-    </w:sectPr>
+    <w:bookmarkEnd w:id="28"/>
+    <w:sectPr/>
     <w:p>
       <w:pPr>
         <w:pBdr>
